--- a/Python/Python_Assignments.docx
+++ b/Python/Python_Assignments.docx
@@ -1398,7 +1398,15 @@
           <w:sz w:val="40"/>
           <w:szCs w:val="48"/>
         </w:rPr>
-        <w:t>OnOff</w:t>
+        <w:t>o</w:t>
+      </w:r>
+      <w:r>
+        <w:rPr>
+          <w:b/>
+          <w:sz w:val="40"/>
+          <w:szCs w:val="48"/>
+        </w:rPr>
+        <w:t>nOff</w:t>
       </w:r>
     </w:p>
     <w:p>
@@ -2102,308 +2110,444 @@
         </w:rPr>
         <w:t>Assignment 05</w:t>
       </w:r>
+      <w:r>
+        <w:rPr>
+          <w:b/>
+          <w:sz w:val="40"/>
+          <w:szCs w:val="48"/>
+        </w:rPr>
+        <w:t>colors</w:t>
+      </w:r>
+    </w:p>
+    <w:p>
+      <w:pPr>
+        <w:rPr>
+          <w:sz w:val="28"/>
+          <w:szCs w:val="48"/>
+        </w:rPr>
+      </w:pPr>
+      <w:r>
+        <w:rPr>
+          <w:sz w:val="28"/>
+          <w:szCs w:val="48"/>
+        </w:rPr>
+        <w:tab/>
+        <w:t>Okay, that la</w:t>
+      </w:r>
+      <w:r>
+        <w:rPr>
+          <w:sz w:val="28"/>
+          <w:szCs w:val="48"/>
+        </w:rPr>
+        <w:t>st assignment was about as gross</w:t>
+      </w:r>
+      <w:r>
+        <w:rPr>
+          <w:sz w:val="28"/>
+          <w:szCs w:val="48"/>
+        </w:rPr>
+        <w:t xml:space="preserve"> as they get.  </w:t>
+      </w:r>
+      <w:r>
+        <w:rPr>
+          <w:sz w:val="28"/>
+          <w:szCs w:val="48"/>
+        </w:rPr>
+        <w:t xml:space="preserve">We’re </w:t>
+      </w:r>
+      <w:proofErr w:type="spellStart"/>
+      <w:r>
+        <w:rPr>
+          <w:sz w:val="28"/>
+          <w:szCs w:val="48"/>
+        </w:rPr>
+        <w:t>gonna</w:t>
+      </w:r>
+      <w:proofErr w:type="spellEnd"/>
+      <w:r>
+        <w:rPr>
+          <w:sz w:val="28"/>
+          <w:szCs w:val="48"/>
+        </w:rPr>
+        <w:t xml:space="preserve"> take a step back now on this next assignment.</w:t>
+      </w:r>
+      <w:r>
+        <w:rPr>
+          <w:sz w:val="28"/>
+          <w:szCs w:val="48"/>
+        </w:rPr>
+        <w:t xml:space="preserve">  We’re moving on from controlling a single led, to controlling three of them!  In lab, we’ll actually be using Tricolor LEDs, which contain three separate </w:t>
+      </w:r>
+      <w:proofErr w:type="spellStart"/>
+      <w:r>
+        <w:rPr>
+          <w:sz w:val="28"/>
+          <w:szCs w:val="48"/>
+        </w:rPr>
+        <w:t>leds</w:t>
+      </w:r>
+      <w:proofErr w:type="spellEnd"/>
+      <w:r>
+        <w:rPr>
+          <w:sz w:val="28"/>
+          <w:szCs w:val="48"/>
+        </w:rPr>
+        <w:t xml:space="preserve"> in a single unit/package.</w:t>
+      </w:r>
+    </w:p>
+    <w:p>
+      <w:pPr>
+        <w:rPr>
+          <w:sz w:val="28"/>
+          <w:szCs w:val="48"/>
+        </w:rPr>
+      </w:pPr>
+      <w:r>
+        <w:rPr>
+          <w:sz w:val="28"/>
+          <w:szCs w:val="48"/>
+        </w:rPr>
+        <w:tab/>
+      </w:r>
+      <w:r>
+        <w:rPr>
+          <w:sz w:val="28"/>
+          <w:szCs w:val="48"/>
+        </w:rPr>
+        <w:t>The goal of this code is to be able to control separate colors individually, and to transition between them with a trigger</w:t>
+      </w:r>
+      <w:r>
+        <w:rPr>
+          <w:sz w:val="28"/>
+          <w:szCs w:val="48"/>
+        </w:rPr>
+        <w:t xml:space="preserve"> (we’ll say if a “1” is entered it transitions)</w:t>
+      </w:r>
+      <w:r>
+        <w:rPr>
+          <w:sz w:val="28"/>
+          <w:szCs w:val="48"/>
+        </w:rPr>
+        <w:t>.  We’ll have to introduce arrays to get this to work, and an index to move through</w:t>
+      </w:r>
+      <w:r>
+        <w:rPr>
+          <w:sz w:val="28"/>
+          <w:szCs w:val="48"/>
+        </w:rPr>
+        <w:t xml:space="preserve"> the colors and track which one is on</w:t>
+      </w:r>
+      <w:r>
+        <w:rPr>
+          <w:sz w:val="28"/>
+          <w:szCs w:val="48"/>
+        </w:rPr>
+        <w:t>.</w:t>
+      </w:r>
+    </w:p>
+    <w:p>
+      <w:pPr>
+        <w:rPr>
+          <w:sz w:val="28"/>
+          <w:szCs w:val="48"/>
+        </w:rPr>
+      </w:pPr>
+      <w:r>
+        <w:rPr>
+          <w:sz w:val="28"/>
+          <w:szCs w:val="48"/>
+        </w:rPr>
+        <w:tab/>
+        <w:t xml:space="preserve">There is a skeleton again, </w:t>
+      </w:r>
+      <w:r>
+        <w:rPr>
+          <w:sz w:val="28"/>
+          <w:szCs w:val="48"/>
+        </w:rPr>
+        <w:t xml:space="preserve">but because we’re using a tricolor LED, virtual </w:t>
+      </w:r>
+      <w:r>
+        <w:rPr>
+          <w:sz w:val="28"/>
+          <w:szCs w:val="48"/>
+        </w:rPr>
+        <w:t xml:space="preserve">doesn’t do a great job of describing the situation, so we’re using </w:t>
+      </w:r>
+      <w:proofErr w:type="spellStart"/>
+      <w:r>
+        <w:rPr>
+          <w:sz w:val="28"/>
+          <w:szCs w:val="48"/>
+        </w:rPr>
+        <w:t>virtualTri</w:t>
+      </w:r>
+      <w:proofErr w:type="spellEnd"/>
+      <w:r>
+        <w:rPr>
+          <w:sz w:val="28"/>
+          <w:szCs w:val="48"/>
+        </w:rPr>
+        <w:t xml:space="preserve"> instead.  You’ll see in the skeleton code how this works.</w:t>
+      </w:r>
+      <w:r>
+        <w:rPr>
+          <w:sz w:val="28"/>
+          <w:szCs w:val="48"/>
+        </w:rPr>
+        <w:br w:type="page"/>
+      </w:r>
+    </w:p>
+    <w:p>
+      <w:pPr>
+        <w:jc w:val="center"/>
+        <w:rPr>
+          <w:sz w:val="28"/>
+          <w:szCs w:val="48"/>
+        </w:rPr>
+      </w:pPr>
+      <w:r>
+        <w:rPr>
+          <w:b/>
+          <w:sz w:val="40"/>
+          <w:szCs w:val="48"/>
+        </w:rPr>
+        <w:lastRenderedPageBreak/>
+        <w:t>Assignment 06</w:t>
+      </w:r>
+      <w:r>
+        <w:rPr>
+          <w:b/>
+          <w:sz w:val="40"/>
+          <w:szCs w:val="48"/>
+        </w:rPr>
+        <w:t>rainbow!</w:t>
+      </w:r>
+    </w:p>
+    <w:p>
+      <w:pPr>
+        <w:rPr>
+          <w:sz w:val="28"/>
+          <w:szCs w:val="48"/>
+        </w:rPr>
+      </w:pPr>
+      <w:r>
+        <w:rPr>
+          <w:noProof/>
+        </w:rPr>
+        <mc:AlternateContent>
+          <mc:Choice Requires="wps">
+            <w:drawing>
+              <wp:anchor distT="0" distB="0" distL="114300" distR="114300" simplePos="0" relativeHeight="251660288" behindDoc="0" locked="0" layoutInCell="1" allowOverlap="1" wp14:anchorId="0C521C2B" wp14:editId="450F616E">
+                <wp:simplePos x="0" y="0"/>
+                <wp:positionH relativeFrom="column">
+                  <wp:posOffset>3390900</wp:posOffset>
+                </wp:positionH>
+                <wp:positionV relativeFrom="paragraph">
+                  <wp:posOffset>3183255</wp:posOffset>
+                </wp:positionV>
+                <wp:extent cx="2381250" cy="635"/>
+                <wp:effectExtent l="0" t="0" r="0" b="18415"/>
+                <wp:wrapSquare wrapText="bothSides"/>
+                <wp:docPr id="2" name="Text Box 2"/>
+                <wp:cNvGraphicFramePr/>
+                <a:graphic xmlns:a="http://schemas.openxmlformats.org/drawingml/2006/main">
+                  <a:graphicData uri="http://schemas.microsoft.com/office/word/2010/wordprocessingShape">
+                    <wps:wsp>
+                      <wps:cNvSpPr txBox="1"/>
+                      <wps:spPr>
+                        <a:xfrm>
+                          <a:off x="0" y="0"/>
+                          <a:ext cx="2381250" cy="635"/>
+                        </a:xfrm>
+                        <a:prstGeom prst="rect">
+                          <a:avLst/>
+                        </a:prstGeom>
+                        <a:solidFill>
+                          <a:prstClr val="white"/>
+                        </a:solidFill>
+                        <a:ln>
+                          <a:noFill/>
+                        </a:ln>
+                      </wps:spPr>
+                      <wps:txbx>
+                        <w:txbxContent>
+                          <w:p>
+                            <w:pPr>
+                              <w:pStyle w:val="Caption"/>
+                              <w:rPr>
+                                <w:noProof/>
+                              </w:rPr>
+                            </w:pPr>
+                            <w:r>
+                              <w:t>color spectrum for RGB.  Source- wikipedia.org RGB color model</w:t>
+                            </w:r>
+                          </w:p>
+                        </w:txbxContent>
+                      </wps:txbx>
+                      <wps:bodyPr rot="0" spcFirstLastPara="0" vertOverflow="overflow" horzOverflow="overflow" vert="horz" wrap="square" lIns="0" tIns="0" rIns="0" bIns="0" numCol="1" spcCol="0" rtlCol="0" fromWordArt="0" anchor="t" anchorCtr="0" forceAA="0" compatLnSpc="1">
+                        <a:prstTxWarp prst="textNoShape">
+                          <a:avLst/>
+                        </a:prstTxWarp>
+                        <a:spAutoFit/>
+                      </wps:bodyPr>
+                    </wps:wsp>
+                  </a:graphicData>
+                </a:graphic>
+              </wp:anchor>
+            </w:drawing>
+          </mc:Choice>
+          <mc:Fallback>
+            <w:pict>
+              <v:shapetype w14:anchorId="0C521C2B" id="_x0000_t202" coordsize="21600,21600" o:spt="202" path="m,l,21600r21600,l21600,xe">
+                <v:stroke joinstyle="miter"/>
+                <v:path gradientshapeok="t" o:connecttype="rect"/>
+              </v:shapetype>
+              <v:shape id="Text Box 2" o:spid="_x0000_s1026" type="#_x0000_t202" style="position:absolute;margin-left:267pt;margin-top:250.65pt;width:187.5pt;height:.05pt;z-index:251660288;visibility:visible;mso-wrap-style:square;mso-wrap-distance-left:9pt;mso-wrap-distance-top:0;mso-wrap-distance-right:9pt;mso-wrap-distance-bottom:0;mso-position-horizontal:absolute;mso-position-horizontal-relative:text;mso-position-vertical:absolute;mso-position-vertical-relative:text;v-text-anchor:top" o:gfxdata="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" stroked="f">
+                <v:textbox style="mso-fit-shape-to-text:t" inset="0,0,0,0">
+                  <w:txbxContent>
+                    <w:p>
+                      <w:pPr>
+                        <w:pStyle w:val="Caption"/>
+                        <w:rPr>
+                          <w:noProof/>
+                        </w:rPr>
+                      </w:pPr>
+                      <w:r>
+                        <w:t>color spectrum for RGB.  Source- wikipedia.org RGB color model</w:t>
+                      </w:r>
+                    </w:p>
+                  </w:txbxContent>
+                </v:textbox>
+                <w10:wrap type="square"/>
+              </v:shape>
+            </w:pict>
+          </mc:Fallback>
+        </mc:AlternateContent>
+      </w:r>
+      <w:r>
+        <w:rPr>
+          <w:noProof/>
+        </w:rPr>
+        <w:drawing>
+          <wp:anchor distT="0" distB="0" distL="114300" distR="114300" simplePos="0" relativeHeight="251658240" behindDoc="0" locked="0" layoutInCell="1" allowOverlap="1" wp14:anchorId="296BBB02" wp14:editId="24F208FB">
+            <wp:simplePos x="0" y="0"/>
+            <wp:positionH relativeFrom="column">
+              <wp:posOffset>3390900</wp:posOffset>
+            </wp:positionH>
+            <wp:positionV relativeFrom="paragraph">
+              <wp:posOffset>744855</wp:posOffset>
+            </wp:positionV>
+            <wp:extent cx="2381250" cy="2381250"/>
+            <wp:effectExtent l="0" t="0" r="0" b="0"/>
+            <wp:wrapSquare wrapText="bothSides"/>
+            <wp:docPr id="1" name="Picture 1" descr="https://upload.wikimedia.org/wikipedia/commons/thumb/c/c5/RGB_color_wheel_10.svg/250px-RGB_color_wheel_10.svg.png"/>
+            <wp:cNvGraphicFramePr>
+              <a:graphicFrameLocks xmlns:a="http://schemas.openxmlformats.org/drawingml/2006/main" noChangeAspect="1"/>
+            </wp:cNvGraphicFramePr>
+            <a:graphic xmlns:a="http://schemas.openxmlformats.org/drawingml/2006/main">
+              <a:graphicData uri="http://schemas.openxmlformats.org/drawingml/2006/picture">
+                <pic:pic xmlns:pic="http://schemas.openxmlformats.org/drawingml/2006/picture">
+                  <pic:nvPicPr>
+                    <pic:cNvPr id="0" name="Picture 1" descr="https://upload.wikimedia.org/wikipedia/commons/thumb/c/c5/RGB_color_wheel_10.svg/250px-RGB_color_wheel_10.svg.png"/>
+                    <pic:cNvPicPr>
+                      <a:picLocks noChangeAspect="1" noChangeArrowheads="1"/>
+                    </pic:cNvPicPr>
+                  </pic:nvPicPr>
+                  <pic:blipFill>
+                    <a:blip r:embed="rId4">
+                      <a:extLst>
+                        <a:ext uri="{28A0092B-C50C-407E-A947-70E740481C1C}">
+                          <a14:useLocalDpi xmlns:a14="http://schemas.microsoft.com/office/drawing/2010/main" val="0"/>
+                        </a:ext>
+                      </a:extLst>
+                    </a:blip>
+                    <a:srcRect/>
+                    <a:stretch>
+                      <a:fillRect/>
+                    </a:stretch>
+                  </pic:blipFill>
+                  <pic:spPr bwMode="auto">
+                    <a:xfrm>
+                      <a:off x="0" y="0"/>
+                      <a:ext cx="2381250" cy="2381250"/>
+                    </a:xfrm>
+                    <a:prstGeom prst="rect">
+                      <a:avLst/>
+                    </a:prstGeom>
+                    <a:noFill/>
+                    <a:ln>
+                      <a:noFill/>
+                    </a:ln>
+                  </pic:spPr>
+                </pic:pic>
+              </a:graphicData>
+            </a:graphic>
+          </wp:anchor>
+        </w:drawing>
+      </w:r>
+      <w:r>
+        <w:rPr>
+          <w:sz w:val="28"/>
+          <w:szCs w:val="48"/>
+        </w:rPr>
+        <w:tab/>
+      </w:r>
+      <w:r>
+        <w:rPr>
+          <w:sz w:val="28"/>
+          <w:szCs w:val="48"/>
+        </w:rPr>
+        <w:t xml:space="preserve">Ordinarily, before attempting rainbow! We would do the next assignment combo, but combo is more difficult and I like rainbow better anyways.  In this </w:t>
+      </w:r>
+      <w:r>
+        <w:rPr>
+          <w:sz w:val="28"/>
+          <w:szCs w:val="48"/>
+        </w:rPr>
+        <w:t xml:space="preserve">assignment, we need to create a function that transitions seamlessly through the different potential values of our pins.  For </w:t>
+      </w:r>
+      <w:proofErr w:type="gramStart"/>
+      <w:r>
+        <w:rPr>
+          <w:sz w:val="28"/>
+          <w:szCs w:val="48"/>
+        </w:rPr>
+        <w:t>example</w:t>
+      </w:r>
+      <w:proofErr w:type="gramEnd"/>
+      <w:r>
+        <w:rPr>
+          <w:sz w:val="28"/>
+          <w:szCs w:val="48"/>
+        </w:rPr>
+        <w:t xml:space="preserve"> see this graph that I stole- I mean- properly sourced- from Wikipedia! </w:t>
+      </w:r>
+    </w:p>
+    <w:p>
+      <w:pPr>
+        <w:rPr>
+          <w:sz w:val="28"/>
+          <w:szCs w:val="48"/>
+        </w:rPr>
+      </w:pPr>
+      <w:r>
+        <w:rPr>
+          <w:sz w:val="28"/>
+          <w:szCs w:val="48"/>
+        </w:rPr>
+        <w:tab/>
+        <w:t xml:space="preserve">So that’s what we want to make!  In order to do this, we need to increase red green and blue at different times!  There are many different ways to accomplish this; however, I would like you to do it by creating a system that imitates the following chart when prompted.  So all colors begin off, and then red rises to a peak.  As red falls, green rises until it peaks and then </w:t>
+      </w:r>
+      <w:r>
+        <w:rPr>
+          <w:sz w:val="28"/>
+          <w:szCs w:val="48"/>
+        </w:rPr>
+        <w:t>the same happens to green blue.</w:t>
+      </w:r>
       <w:bookmarkStart w:id="0" w:name="_GoBack"/>
       <w:bookmarkEnd w:id="0"/>
-      <w:r>
-        <w:rPr>
-          <w:b/>
-          <w:sz w:val="40"/>
-          <w:szCs w:val="48"/>
-        </w:rPr>
-        <w:t xml:space="preserve"> </w:t>
-      </w:r>
-      <w:proofErr w:type="spellStart"/>
-      <w:r>
-        <w:rPr>
-          <w:b/>
-          <w:sz w:val="40"/>
-          <w:szCs w:val="48"/>
-        </w:rPr>
-        <w:t>TriColor</w:t>
-      </w:r>
-      <w:proofErr w:type="spellEnd"/>
-      <w:r>
-        <w:rPr>
-          <w:b/>
-          <w:sz w:val="40"/>
-          <w:szCs w:val="48"/>
-        </w:rPr>
-        <w:t xml:space="preserve"> Control</w:t>
-      </w:r>
-    </w:p>
-    <w:p>
-      <w:pPr>
-        <w:rPr>
-          <w:sz w:val="28"/>
-          <w:szCs w:val="48"/>
-        </w:rPr>
-      </w:pPr>
-      <w:r>
-        <w:rPr>
-          <w:sz w:val="28"/>
-          <w:szCs w:val="48"/>
-        </w:rPr>
-        <w:tab/>
-        <w:t>Okay, that la</w:t>
-      </w:r>
-      <w:r>
-        <w:rPr>
-          <w:sz w:val="28"/>
-          <w:szCs w:val="48"/>
-        </w:rPr>
-        <w:t>st assignment was about as gross</w:t>
-      </w:r>
-      <w:r>
-        <w:rPr>
-          <w:sz w:val="28"/>
-          <w:szCs w:val="48"/>
-        </w:rPr>
-        <w:t xml:space="preserve"> as they get.  This next one is much </w:t>
-      </w:r>
-      <w:proofErr w:type="spellStart"/>
-      <w:r>
-        <w:rPr>
-          <w:sz w:val="28"/>
-          <w:szCs w:val="48"/>
-        </w:rPr>
-        <w:t>much</w:t>
-      </w:r>
-      <w:proofErr w:type="spellEnd"/>
-      <w:r>
-        <w:rPr>
-          <w:sz w:val="28"/>
-          <w:szCs w:val="48"/>
-        </w:rPr>
-        <w:t xml:space="preserve"> simpler.  It still has the nasty class at the top because we need a virtual class to practice on, but this code </w:t>
-      </w:r>
-      <w:r>
-        <w:rPr>
-          <w:sz w:val="28"/>
-          <w:szCs w:val="48"/>
-        </w:rPr>
-        <w:t>will read more smoothly hopefully</w:t>
-      </w:r>
-    </w:p>
-    <w:p>
-      <w:pPr>
-        <w:rPr>
-          <w:sz w:val="28"/>
-          <w:szCs w:val="48"/>
-        </w:rPr>
-      </w:pPr>
-      <w:r>
-        <w:rPr>
-          <w:sz w:val="28"/>
-          <w:szCs w:val="48"/>
-        </w:rPr>
-        <w:tab/>
-        <w:t>So the main goal of this code, is to activate a Tricolor Led, which has three different LEDs inside of it.  So the big difference (which isn’t really much of a difference) is controlling all those different colors at once.</w:t>
-      </w:r>
-    </w:p>
-    <w:p>
-      <w:pPr>
-        <w:rPr>
-          <w:sz w:val="28"/>
-          <w:szCs w:val="48"/>
-        </w:rPr>
-      </w:pPr>
-      <w:r>
-        <w:rPr>
-          <w:sz w:val="28"/>
-          <w:szCs w:val="48"/>
-        </w:rPr>
-        <w:tab/>
-        <w:t xml:space="preserve">Objectives are the LED must initially turn on with only one color.  If a button is pressed (interpreted as a 1 input on the keyboard) it should cycle to a different color, and if you type a specific color it should turn the rest </w:t>
-      </w:r>
-      <w:proofErr w:type="spellStart"/>
-      <w:r>
-        <w:rPr>
-          <w:sz w:val="28"/>
-          <w:szCs w:val="48"/>
-        </w:rPr>
-        <w:t>off</w:t>
-      </w:r>
-      <w:proofErr w:type="spellEnd"/>
-      <w:r>
-        <w:rPr>
-          <w:sz w:val="28"/>
-          <w:szCs w:val="48"/>
-        </w:rPr>
-        <w:t xml:space="preserve"> and that one on</w:t>
-      </w:r>
-      <w:r>
-        <w:rPr>
-          <w:sz w:val="28"/>
-          <w:szCs w:val="48"/>
-        </w:rPr>
-        <w:t xml:space="preserve"> at duty cycle 75</w:t>
-      </w:r>
-      <w:r>
-        <w:rPr>
-          <w:sz w:val="28"/>
-          <w:szCs w:val="48"/>
-        </w:rPr>
-        <w:t xml:space="preserve">, and if you type a </w:t>
-      </w:r>
-      <w:proofErr w:type="gramStart"/>
-      <w:r>
-        <w:rPr>
-          <w:sz w:val="28"/>
-          <w:szCs w:val="48"/>
-        </w:rPr>
-        <w:t xml:space="preserve">9 </w:t>
-      </w:r>
-      <w:r>
-        <w:rPr>
-          <w:sz w:val="28"/>
-          <w:szCs w:val="48"/>
-        </w:rPr>
-        <w:t>digit</w:t>
-      </w:r>
-      <w:proofErr w:type="gramEnd"/>
-      <w:r>
-        <w:rPr>
-          <w:sz w:val="28"/>
-          <w:szCs w:val="48"/>
-        </w:rPr>
-        <w:t xml:space="preserve"> color code it shou</w:t>
-      </w:r>
-      <w:r>
-        <w:rPr>
-          <w:sz w:val="28"/>
-          <w:szCs w:val="48"/>
-        </w:rPr>
-        <w:t>ld make that exact color (</w:t>
-      </w:r>
-      <w:proofErr w:type="spellStart"/>
-      <w:r>
-        <w:rPr>
-          <w:sz w:val="28"/>
-          <w:szCs w:val="48"/>
-        </w:rPr>
-        <w:t>redgreenblue</w:t>
-      </w:r>
-      <w:proofErr w:type="spellEnd"/>
-      <w:r>
-        <w:rPr>
-          <w:sz w:val="28"/>
-          <w:szCs w:val="48"/>
-        </w:rPr>
-        <w:t>)</w:t>
-      </w:r>
-      <w:r>
-        <w:rPr>
-          <w:sz w:val="28"/>
-          <w:szCs w:val="48"/>
-        </w:rPr>
-        <w:t>.  For example: 100000050 would set red to 100, and green to 000 and blue to 100.</w:t>
-      </w:r>
-    </w:p>
-    <w:p>
-      <w:pPr>
-        <w:rPr>
-          <w:sz w:val="28"/>
-          <w:szCs w:val="48"/>
-        </w:rPr>
-      </w:pPr>
-      <w:r>
-        <w:rPr>
-          <w:sz w:val="28"/>
-          <w:szCs w:val="48"/>
-        </w:rPr>
-        <w:tab/>
-        <w:t>There is a skeleton again, and an expected output that prints what the interaction between the program and the user should look like.</w:t>
-      </w:r>
-      <w:r>
-        <w:rPr>
-          <w:sz w:val="28"/>
-          <w:szCs w:val="48"/>
-        </w:rPr>
-        <w:br w:type="page"/>
-      </w:r>
-    </w:p>
-    <w:p>
-      <w:pPr>
-        <w:jc w:val="center"/>
-        <w:rPr>
-          <w:sz w:val="28"/>
-          <w:szCs w:val="48"/>
-        </w:rPr>
-      </w:pPr>
-      <w:r>
-        <w:rPr>
-          <w:b/>
-          <w:sz w:val="40"/>
-          <w:szCs w:val="48"/>
-        </w:rPr>
-        <w:lastRenderedPageBreak/>
-        <w:t>Assignment 03. Rainbow!</w:t>
-      </w:r>
-    </w:p>
-    <w:p>
-      <w:pPr>
-        <w:rPr>
-          <w:sz w:val="28"/>
-          <w:szCs w:val="48"/>
-        </w:rPr>
-      </w:pPr>
-      <w:r>
-        <w:rPr>
-          <w:sz w:val="28"/>
-          <w:szCs w:val="48"/>
-        </w:rPr>
-        <w:tab/>
-        <w:t xml:space="preserve">I think that putting exclamation signs into filenames is bad juju, but we’ll see how this works out.  Anyways, the goal of this one is to make your tricolor LED slowly pulse in a rainbow!  This happens when each color reaches a peak, one at a time, and at least two colors are on all the time.  It’s also </w:t>
-      </w:r>
-      <w:proofErr w:type="spellStart"/>
-      <w:r>
-        <w:rPr>
-          <w:sz w:val="28"/>
-          <w:szCs w:val="48"/>
-        </w:rPr>
-        <w:t>kinda</w:t>
-      </w:r>
-      <w:proofErr w:type="spellEnd"/>
-      <w:r>
-        <w:rPr>
-          <w:sz w:val="28"/>
-          <w:szCs w:val="48"/>
-        </w:rPr>
-        <w:t xml:space="preserve"> pretty which is why I like it.</w:t>
-      </w:r>
-    </w:p>
-    <w:p>
-      <w:pPr>
-        <w:rPr>
-          <w:sz w:val="28"/>
-          <w:szCs w:val="48"/>
-        </w:rPr>
-      </w:pPr>
-      <w:r>
-        <w:rPr>
-          <w:sz w:val="28"/>
-          <w:szCs w:val="48"/>
-        </w:rPr>
-        <w:tab/>
-        <w:t>So the objective is to write a code that increases one color’s duty cycle to 100 and the decreases it again afterwards to zero, but while decreasing, another color should be increasing.  This just keeps looping, and if you did everything right you should get the same output as before</w:t>
-      </w:r>
-    </w:p>
-    <w:p>
-      <w:pPr>
-        <w:ind w:firstLine="720"/>
-        <w:rPr>
-          <w:sz w:val="28"/>
-          <w:szCs w:val="48"/>
-        </w:rPr>
-      </w:pPr>
-      <w:r>
-        <w:rPr>
-          <w:sz w:val="28"/>
-          <w:szCs w:val="48"/>
-        </w:rPr>
-        <w:tab/>
-        <w:t>There is a skeleton again, and an expected output that prints what the interaction between the program and the user should look like.</w:t>
-      </w:r>
     </w:p>
     <w:sectPr>
       <w:pgSz w:w="12240" w:h="15840"/>
@@ -2838,6 +2982,25 @@
     <w:semiHidden/>
     <w:unhideWhenUsed/>
   </w:style>
+  <w:style w:type="paragraph" w:styleId="Caption">
+    <w:name w:val="caption"/>
+    <w:basedOn w:val="Normal"/>
+    <w:next w:val="Normal"/>
+    <w:uiPriority w:val="35"/>
+    <w:unhideWhenUsed/>
+    <w:qFormat/>
+    <w:rsid w:val="008F10CC"/>
+    <w:pPr>
+      <w:spacing w:after="200" w:line="240" w:lineRule="auto"/>
+    </w:pPr>
+    <w:rPr>
+      <w:i/>
+      <w:iCs/>
+      <w:color w:val="44546A" w:themeColor="text2"/>
+      <w:sz w:val="18"/>
+      <w:szCs w:val="18"/>
+    </w:rPr>
+  </w:style>
 </w:styles>
 </file>
 

--- a/Python/Python_Assignments.docx
+++ b/Python/Python_Assignments.docx
@@ -2544,7 +2544,128 @@
           <w:sz w:val="28"/>
           <w:szCs w:val="48"/>
         </w:rPr>
-        <w:t>the same happens to green blue.</w:t>
+        <w:t>the same happens to green</w:t>
+      </w:r>
+      <w:r>
+        <w:rPr>
+          <w:sz w:val="28"/>
+          <w:szCs w:val="48"/>
+        </w:rPr>
+        <w:t xml:space="preserve"> and</w:t>
+      </w:r>
+      <w:r>
+        <w:rPr>
+          <w:sz w:val="28"/>
+          <w:szCs w:val="48"/>
+        </w:rPr>
+        <w:t xml:space="preserve"> blue.</w:t>
+      </w:r>
+      <w:r>
+        <w:rPr>
+          <w:sz w:val="28"/>
+          <w:szCs w:val="48"/>
+        </w:rPr>
+        <w:t xml:space="preserve">  You may notice that the beginning of the cycle is different from the other sections, so this may need to be programmed </w:t>
+      </w:r>
+      <w:r>
+        <w:rPr>
+          <w:sz w:val="28"/>
+          <w:szCs w:val="48"/>
+        </w:rPr>
+        <w:t>separately</w:t>
+      </w:r>
+      <w:r>
+        <w:rPr>
+          <w:sz w:val="28"/>
+          <w:szCs w:val="48"/>
+        </w:rPr>
+        <w:t xml:space="preserve"> from the rest.</w:t>
+      </w:r>
+    </w:p>
+    <w:p>
+      <w:pPr>
+        <w:rPr>
+          <w:sz w:val="28"/>
+          <w:szCs w:val="48"/>
+        </w:rPr>
+      </w:pPr>
+      <w:r>
+        <w:rPr>
+          <w:noProof/>
+          <w:sz w:val="28"/>
+          <w:szCs w:val="48"/>
+        </w:rPr>
+        <w:drawing>
+          <wp:inline distT="0" distB="0" distL="0" distR="0">
+            <wp:extent cx="3543300" cy="1495425"/>
+            <wp:effectExtent l="0" t="0" r="0" b="9525"/>
+            <wp:docPr id="3" name="Picture 3"/>
+            <wp:cNvGraphicFramePr>
+              <a:graphicFrameLocks xmlns:a="http://schemas.openxmlformats.org/drawingml/2006/main" noChangeAspect="1"/>
+            </wp:cNvGraphicFramePr>
+            <a:graphic xmlns:a="http://schemas.openxmlformats.org/drawingml/2006/main">
+              <a:graphicData uri="http://schemas.openxmlformats.org/drawingml/2006/picture">
+                <pic:pic xmlns:pic="http://schemas.openxmlformats.org/drawingml/2006/picture">
+                  <pic:nvPicPr>
+                    <pic:cNvPr id="0" name="Picture 1"/>
+                    <pic:cNvPicPr>
+                      <a:picLocks noChangeAspect="1" noChangeArrowheads="1"/>
+                    </pic:cNvPicPr>
+                  </pic:nvPicPr>
+                  <pic:blipFill>
+                    <a:blip r:embed="rId5">
+                      <a:extLst>
+                        <a:ext uri="{28A0092B-C50C-407E-A947-70E740481C1C}">
+                          <a14:useLocalDpi xmlns:a14="http://schemas.microsoft.com/office/drawing/2010/main" val="0"/>
+                        </a:ext>
+                      </a:extLst>
+                    </a:blip>
+                    <a:srcRect/>
+                    <a:stretch>
+                      <a:fillRect/>
+                    </a:stretch>
+                  </pic:blipFill>
+                  <pic:spPr bwMode="auto">
+                    <a:xfrm>
+                      <a:off x="0" y="0"/>
+                      <a:ext cx="3543300" cy="1495425"/>
+                    </a:xfrm>
+                    <a:prstGeom prst="rect">
+                      <a:avLst/>
+                    </a:prstGeom>
+                    <a:noFill/>
+                    <a:ln>
+                      <a:noFill/>
+                    </a:ln>
+                  </pic:spPr>
+                </pic:pic>
+              </a:graphicData>
+            </a:graphic>
+          </wp:inline>
+        </w:drawing>
+      </w:r>
+    </w:p>
+    <w:p>
+      <w:pPr>
+        <w:ind w:firstLine="720"/>
+        <w:rPr>
+          <w:sz w:val="28"/>
+          <w:szCs w:val="48"/>
+        </w:rPr>
+      </w:pPr>
+      <w:r>
+        <w:rPr>
+          <w:sz w:val="28"/>
+          <w:szCs w:val="48"/>
+        </w:rPr>
+        <w:t>For the repeating cycle, you may notice that there is always an increasing color that goes to 100 and another color that is decreasing to 0, and these two colors are always in the same order.  Hint: you m</w:t>
+      </w:r>
+      <w:r>
+        <w:rPr>
+          <w:sz w:val="28"/>
+          <w:szCs w:val="48"/>
+        </w:rPr>
+        <w:t>ay be able to write a generic code to increase one item in a list of colors while decreasing another and then cycle through them.</w:t>
       </w:r>
       <w:bookmarkStart w:id="0" w:name="_GoBack"/>
       <w:bookmarkEnd w:id="0"/>

--- a/Python/Python_Assignments.docx
+++ b/Python/Python_Assignments.docx
@@ -2289,6 +2289,37 @@
           <w:szCs w:val="48"/>
         </w:rPr>
         <w:t xml:space="preserve"> instead.  You’ll see in the skeleton code how this works.</w:t>
+      </w:r>
+    </w:p>
+    <w:p>
+      <w:pPr>
+        <w:rPr>
+          <w:sz w:val="28"/>
+          <w:szCs w:val="48"/>
+        </w:rPr>
+      </w:pPr>
+      <w:r>
+        <w:rPr>
+          <w:sz w:val="28"/>
+          <w:szCs w:val="48"/>
+        </w:rPr>
+        <w:t xml:space="preserve">NOTE:  virtual Tri acts as if the red leg is plugged into pin 3, the green leg is plugged into pin 5, and the blue leg is plugged into pin 7.  If you change these in your </w:t>
+      </w:r>
+      <w:proofErr w:type="gramStart"/>
+      <w:r>
+        <w:rPr>
+          <w:sz w:val="28"/>
+          <w:szCs w:val="48"/>
+        </w:rPr>
+        <w:t>code</w:t>
+      </w:r>
+      <w:proofErr w:type="gramEnd"/>
+      <w:r>
+        <w:rPr>
+          <w:sz w:val="28"/>
+          <w:szCs w:val="48"/>
+        </w:rPr>
+        <w:t xml:space="preserve"> then interesting things may occur</w:t>
       </w:r>
       <w:r>
         <w:rPr>
@@ -2498,14 +2529,112 @@
           <w:sz w:val="28"/>
           <w:szCs w:val="48"/>
         </w:rPr>
-        <w:t xml:space="preserve">Ordinarily, before attempting rainbow! We would do the next assignment combo, but combo is more difficult and I like rainbow better anyways.  In this </w:t>
-      </w:r>
-      <w:r>
-        <w:rPr>
-          <w:sz w:val="28"/>
-          <w:szCs w:val="48"/>
-        </w:rPr>
-        <w:t xml:space="preserve">assignment, we need to create a function that transitions seamlessly through the different potential values of our pins.  For </w:t>
+        <w:t xml:space="preserve">Ordinarily, before attempting </w:t>
+      </w:r>
+      <w:r>
+        <w:rPr>
+          <w:sz w:val="28"/>
+          <w:szCs w:val="48"/>
+        </w:rPr>
+        <w:t>06</w:t>
+      </w:r>
+      <w:r>
+        <w:rPr>
+          <w:sz w:val="28"/>
+          <w:szCs w:val="48"/>
+        </w:rPr>
+        <w:t xml:space="preserve">rainbow! </w:t>
+      </w:r>
+      <w:r>
+        <w:rPr>
+          <w:sz w:val="28"/>
+          <w:szCs w:val="48"/>
+        </w:rPr>
+        <w:t>w</w:t>
+      </w:r>
+      <w:r>
+        <w:rPr>
+          <w:sz w:val="28"/>
+          <w:szCs w:val="48"/>
+        </w:rPr>
+        <w:t>e would do the next assignment</w:t>
+      </w:r>
+      <w:r>
+        <w:rPr>
+          <w:sz w:val="28"/>
+          <w:szCs w:val="48"/>
+        </w:rPr>
+        <w:t>,</w:t>
+      </w:r>
+      <w:r>
+        <w:rPr>
+          <w:sz w:val="28"/>
+          <w:szCs w:val="48"/>
+        </w:rPr>
+        <w:t xml:space="preserve"> </w:t>
+      </w:r>
+      <w:r>
+        <w:rPr>
+          <w:sz w:val="28"/>
+          <w:szCs w:val="48"/>
+        </w:rPr>
+        <w:t>07</w:t>
+      </w:r>
+      <w:r>
+        <w:rPr>
+          <w:sz w:val="28"/>
+          <w:szCs w:val="48"/>
+        </w:rPr>
+        <w:t xml:space="preserve">combo, but </w:t>
+      </w:r>
+      <w:r>
+        <w:rPr>
+          <w:sz w:val="28"/>
+          <w:szCs w:val="48"/>
+        </w:rPr>
+        <w:t>07</w:t>
+      </w:r>
+      <w:r>
+        <w:rPr>
+          <w:sz w:val="28"/>
+          <w:szCs w:val="48"/>
+        </w:rPr>
+        <w:t>combo is more difficult and I like rainbow</w:t>
+      </w:r>
+      <w:r>
+        <w:rPr>
+          <w:sz w:val="28"/>
+          <w:szCs w:val="48"/>
+        </w:rPr>
+        <w:t>!</w:t>
+      </w:r>
+      <w:r>
+        <w:rPr>
+          <w:sz w:val="28"/>
+          <w:szCs w:val="48"/>
+        </w:rPr>
+        <w:t xml:space="preserve"> better anyways.  In this </w:t>
+      </w:r>
+      <w:r>
+        <w:rPr>
+          <w:sz w:val="28"/>
+          <w:szCs w:val="48"/>
+        </w:rPr>
+        <w:t>assignment, we need to create a function that transitions seamlessly through the different</w:t>
+      </w:r>
+      <w:r>
+        <w:rPr>
+          <w:sz w:val="28"/>
+          <w:szCs w:val="48"/>
+        </w:rPr>
+        <w:t xml:space="preserve"> colors that our tricolor LED can generate.  </w:t>
+      </w:r>
+      <w:r>
+        <w:rPr>
+          <w:sz w:val="28"/>
+          <w:szCs w:val="48"/>
+        </w:rPr>
+        <w:t xml:space="preserve">For </w:t>
       </w:r>
       <w:proofErr w:type="gramStart"/>
       <w:r>
@@ -2537,7 +2666,49 @@
           <w:szCs w:val="48"/>
         </w:rPr>
         <w:tab/>
-        <w:t xml:space="preserve">So that’s what we want to make!  In order to do this, we need to increase red green and blue at different times!  There are many different ways to accomplish this; however, I would like you to do it by creating a system that imitates the following chart when prompted.  So all colors begin off, and then red rises to a peak.  As red falls, green rises until it peaks and then </w:t>
+        <w:t xml:space="preserve">So that’s what we want to make!  In order to do this, we need to increase </w:t>
+      </w:r>
+      <w:r>
+        <w:rPr>
+          <w:sz w:val="28"/>
+          <w:szCs w:val="48"/>
+        </w:rPr>
+        <w:t xml:space="preserve">and decrease the </w:t>
+      </w:r>
+      <w:r>
+        <w:rPr>
+          <w:sz w:val="28"/>
+          <w:szCs w:val="48"/>
+        </w:rPr>
+        <w:t xml:space="preserve">red green and blue </w:t>
+      </w:r>
+      <w:r>
+        <w:rPr>
+          <w:sz w:val="28"/>
+          <w:szCs w:val="48"/>
+        </w:rPr>
+        <w:t xml:space="preserve">pins such that each peaks </w:t>
+      </w:r>
+      <w:r>
+        <w:rPr>
+          <w:sz w:val="28"/>
+          <w:szCs w:val="48"/>
+        </w:rPr>
+        <w:t xml:space="preserve">at </w:t>
+      </w:r>
+      <w:r>
+        <w:rPr>
+          <w:sz w:val="28"/>
+          <w:szCs w:val="48"/>
+        </w:rPr>
+        <w:t>unique</w:t>
+      </w:r>
+      <w:r>
+        <w:rPr>
+          <w:sz w:val="28"/>
+          <w:szCs w:val="48"/>
+        </w:rPr>
+        <w:t xml:space="preserve"> times!  There are many different ways to accomplish this; however, I would like you to do it by creating a system that imitates the following chart when prompted.  So all colors begin off, and then red rises to a peak.  As red falls, green rises until it peaks and then </w:t>
       </w:r>
       <w:r>
         <w:rPr>
@@ -2565,7 +2736,16 @@
           <w:sz w:val="28"/>
           <w:szCs w:val="48"/>
         </w:rPr>
-        <w:t xml:space="preserve">  You may notice that the beginning of the cycle is different from the other sections, so this may need to be programmed </w:t>
+        <w:t xml:space="preserve">  You may notice that the beginning of the cycle is different from the other sections, so this may need to be p</w:t>
+      </w:r>
+      <w:bookmarkStart w:id="0" w:name="_GoBack"/>
+      <w:bookmarkEnd w:id="0"/>
+      <w:r>
+        <w:rPr>
+          <w:sz w:val="28"/>
+          <w:szCs w:val="48"/>
+        </w:rPr>
+        <w:t xml:space="preserve">rogrammed </w:t>
       </w:r>
       <w:r>
         <w:rPr>
@@ -2665,10 +2845,601 @@
           <w:sz w:val="28"/>
           <w:szCs w:val="48"/>
         </w:rPr>
-        <w:t>ay be able to write a generic code to increase one item in a list of colors while decreasing another and then cycle through them.</w:t>
-      </w:r>
-      <w:bookmarkStart w:id="0" w:name="_GoBack"/>
-      <w:bookmarkEnd w:id="0"/>
+        <w:t xml:space="preserve">ay be able to write a generic code to increase one item in a list of colors while decreasing another and </w:t>
+      </w:r>
+      <w:r>
+        <w:rPr>
+          <w:sz w:val="28"/>
+          <w:szCs w:val="48"/>
+        </w:rPr>
+        <w:t>then cycle through when one of them reaches a maximum.  In addition, if the rising one is 75, then the falling one is 25… there might be a pattern to exploit here.</w:t>
+      </w:r>
+    </w:p>
+    <w:p>
+      <w:pPr>
+        <w:rPr>
+          <w:sz w:val="28"/>
+          <w:szCs w:val="48"/>
+        </w:rPr>
+      </w:pPr>
+      <w:r>
+        <w:rPr>
+          <w:sz w:val="28"/>
+          <w:szCs w:val="48"/>
+        </w:rPr>
+        <w:lastRenderedPageBreak/>
+        <w:br w:type="page"/>
+      </w:r>
+    </w:p>
+    <w:p>
+      <w:pPr>
+        <w:jc w:val="center"/>
+        <w:rPr>
+          <w:sz w:val="28"/>
+          <w:szCs w:val="48"/>
+        </w:rPr>
+      </w:pPr>
+      <w:r>
+        <w:rPr>
+          <w:b/>
+          <w:sz w:val="40"/>
+          <w:szCs w:val="48"/>
+        </w:rPr>
+        <w:lastRenderedPageBreak/>
+        <w:t>Assignment 07</w:t>
+      </w:r>
+      <w:r>
+        <w:rPr>
+          <w:b/>
+          <w:sz w:val="40"/>
+          <w:szCs w:val="48"/>
+        </w:rPr>
+        <w:t>pick</w:t>
+      </w:r>
+    </w:p>
+    <w:p>
+      <w:pPr>
+        <w:rPr>
+          <w:sz w:val="28"/>
+          <w:szCs w:val="48"/>
+        </w:rPr>
+      </w:pPr>
+      <w:r>
+        <w:rPr>
+          <w:sz w:val="28"/>
+          <w:szCs w:val="48"/>
+        </w:rPr>
+        <w:tab/>
+      </w:r>
+      <w:r>
+        <w:rPr>
+          <w:sz w:val="28"/>
+          <w:szCs w:val="48"/>
+        </w:rPr>
+        <w:t xml:space="preserve">This assignment introduces a slightly more difficult challenge for us: we need to be able to select the exact color that we would like through either a series of command prompts or an individual command that incorporates all sections.  So there are only two goals of this assignment:  generate a system of picking an exact color which might be a mix of </w:t>
+      </w:r>
+      <w:r>
+        <w:rPr>
+          <w:sz w:val="28"/>
+          <w:szCs w:val="48"/>
+        </w:rPr>
+        <w:t>the three primary additive colors, red green and blue (not the three primary colors</w:t>
+      </w:r>
+      <w:r>
+        <w:rPr>
+          <w:sz w:val="28"/>
+          <w:szCs w:val="48"/>
+        </w:rPr>
+        <w:t xml:space="preserve"> used in painting</w:t>
+      </w:r>
+      <w:r>
+        <w:rPr>
+          <w:sz w:val="28"/>
+          <w:szCs w:val="48"/>
+        </w:rPr>
+        <w:t>)</w:t>
+      </w:r>
+      <w:r>
+        <w:rPr>
+          <w:sz w:val="28"/>
+          <w:szCs w:val="48"/>
+        </w:rPr>
+        <w:t>, and make sure that that system works with your previous code for rainbow and colors.</w:t>
+      </w:r>
+    </w:p>
+    <w:p>
+      <w:pPr>
+        <w:rPr>
+          <w:sz w:val="28"/>
+          <w:szCs w:val="48"/>
+        </w:rPr>
+      </w:pPr>
+      <w:r>
+        <w:rPr>
+          <w:sz w:val="28"/>
+          <w:szCs w:val="48"/>
+        </w:rPr>
+        <w:tab/>
+        <w:t>There is a skeleton provided for this assignment, 07pick.py that includes some of the libraries and headers you may need loaded.  You should also load code from your previous assignments to make things easier.</w:t>
+      </w:r>
+    </w:p>
+    <w:p>
+      <w:pPr>
+        <w:rPr>
+          <w:sz w:val="28"/>
+          <w:szCs w:val="48"/>
+        </w:rPr>
+      </w:pPr>
+    </w:p>
+    <w:p>
+      <w:pPr>
+        <w:rPr>
+          <w:sz w:val="28"/>
+          <w:szCs w:val="48"/>
+        </w:rPr>
+      </w:pPr>
+      <w:r>
+        <w:rPr>
+          <w:sz w:val="28"/>
+          <w:szCs w:val="48"/>
+        </w:rPr>
+        <w:t>Hint:</w:t>
+      </w:r>
+      <w:r>
+        <w:rPr>
+          <w:sz w:val="28"/>
+          <w:szCs w:val="48"/>
+        </w:rPr>
+        <w:t xml:space="preserve"> how would you want to input code?  Personally, I would want to be prompted for hex codes, or asked for each color value individually.  Entering a </w:t>
+      </w:r>
+      <w:proofErr w:type="gramStart"/>
+      <w:r>
+        <w:rPr>
+          <w:sz w:val="28"/>
+          <w:szCs w:val="48"/>
+        </w:rPr>
+        <w:t>nine digit</w:t>
+      </w:r>
+      <w:proofErr w:type="gramEnd"/>
+      <w:r>
+        <w:rPr>
+          <w:sz w:val="28"/>
+          <w:szCs w:val="48"/>
+        </w:rPr>
+        <w:t xml:space="preserve"> number might be unwieldy.</w:t>
+      </w:r>
+    </w:p>
+    <w:p>
+      <w:pPr>
+        <w:rPr>
+          <w:sz w:val="28"/>
+          <w:szCs w:val="48"/>
+        </w:rPr>
+      </w:pPr>
+      <w:r>
+        <w:rPr>
+          <w:sz w:val="28"/>
+          <w:szCs w:val="48"/>
+        </w:rPr>
+        <w:br w:type="page"/>
+      </w:r>
+    </w:p>
+    <w:p>
+      <w:pPr>
+        <w:jc w:val="center"/>
+        <w:rPr>
+          <w:sz w:val="28"/>
+          <w:szCs w:val="48"/>
+        </w:rPr>
+      </w:pPr>
+      <w:r>
+        <w:rPr>
+          <w:b/>
+          <w:sz w:val="40"/>
+          <w:szCs w:val="48"/>
+        </w:rPr>
+        <w:lastRenderedPageBreak/>
+        <w:t>Assignment 08TriLED</w:t>
+      </w:r>
+    </w:p>
+    <w:p>
+      <w:pPr>
+        <w:rPr>
+          <w:sz w:val="28"/>
+          <w:szCs w:val="48"/>
+        </w:rPr>
+      </w:pPr>
+      <w:r>
+        <w:rPr>
+          <w:sz w:val="28"/>
+          <w:szCs w:val="48"/>
+        </w:rPr>
+        <w:tab/>
+        <w:t xml:space="preserve">This is the last assignment for the tricolor LEDs!  Combine everything that you’ve written so far into one program so you can make everything work from </w:t>
+      </w:r>
+      <w:r>
+        <w:rPr>
+          <w:sz w:val="28"/>
+          <w:szCs w:val="48"/>
+        </w:rPr>
+        <w:t xml:space="preserve">a single prompt! </w:t>
+      </w:r>
+      <w:r>
+        <w:rPr>
+          <w:sz w:val="28"/>
+          <w:szCs w:val="48"/>
+        </w:rPr>
+        <w:t>By the way</w:t>
+      </w:r>
+      <w:r>
+        <w:rPr>
+          <w:sz w:val="28"/>
+          <w:szCs w:val="48"/>
+        </w:rPr>
+        <w:t xml:space="preserve"> also add white to the colors that you can cycle through in the index.  (white is formed by turning all of the different colors on).</w:t>
+      </w:r>
+    </w:p>
+    <w:p>
+      <w:pPr>
+        <w:rPr>
+          <w:sz w:val="28"/>
+          <w:szCs w:val="48"/>
+        </w:rPr>
+      </w:pPr>
+      <w:r>
+        <w:rPr>
+          <w:sz w:val="28"/>
+          <w:szCs w:val="48"/>
+        </w:rPr>
+        <w:tab/>
+        <w:t xml:space="preserve">There is no skeleton provided for this assignment.  You </w:t>
+      </w:r>
+      <w:r>
+        <w:rPr>
+          <w:sz w:val="28"/>
+          <w:szCs w:val="48"/>
+        </w:rPr>
+        <w:t>should probably design your code similarly to the other assignments though.</w:t>
+      </w:r>
+    </w:p>
+    <w:p>
+      <w:pPr>
+        <w:rPr>
+          <w:sz w:val="28"/>
+          <w:szCs w:val="48"/>
+        </w:rPr>
+      </w:pPr>
+    </w:p>
+    <w:p>
+      <w:pPr>
+        <w:rPr>
+          <w:sz w:val="28"/>
+          <w:szCs w:val="48"/>
+        </w:rPr>
+      </w:pPr>
+      <w:r>
+        <w:rPr>
+          <w:sz w:val="28"/>
+          <w:szCs w:val="48"/>
+        </w:rPr>
+        <w:br w:type="page"/>
+      </w:r>
+    </w:p>
+    <w:p>
+      <w:pPr>
+        <w:jc w:val="center"/>
+        <w:rPr>
+          <w:sz w:val="28"/>
+          <w:szCs w:val="48"/>
+        </w:rPr>
+      </w:pPr>
+      <w:r>
+        <w:rPr>
+          <w:b/>
+          <w:sz w:val="40"/>
+          <w:szCs w:val="48"/>
+        </w:rPr>
+        <w:lastRenderedPageBreak/>
+        <w:t>09finalProj</w:t>
+      </w:r>
+    </w:p>
+    <w:p>
+      <w:pPr>
+        <w:rPr>
+          <w:sz w:val="28"/>
+          <w:szCs w:val="48"/>
+        </w:rPr>
+      </w:pPr>
+      <w:r>
+        <w:rPr>
+          <w:sz w:val="28"/>
+          <w:szCs w:val="48"/>
+        </w:rPr>
+        <w:tab/>
+      </w:r>
+      <w:r>
+        <w:rPr>
+          <w:sz w:val="28"/>
+          <w:szCs w:val="48"/>
+        </w:rPr>
+        <w:t>This is your last</w:t>
+      </w:r>
+      <w:r>
+        <w:rPr>
+          <w:sz w:val="28"/>
+          <w:szCs w:val="48"/>
+        </w:rPr>
+        <w:t xml:space="preserve"> python</w:t>
+      </w:r>
+      <w:r>
+        <w:rPr>
+          <w:sz w:val="28"/>
+          <w:szCs w:val="48"/>
+        </w:rPr>
+        <w:t xml:space="preserve"> assignment.  The goal of this project is to design a system that tests the reaction time of the participants.  We are investigating the reaction time of humans to an LED turning on, or their reaction time to and LED turning off.  For </w:t>
+      </w:r>
+      <w:proofErr w:type="gramStart"/>
+      <w:r>
+        <w:rPr>
+          <w:sz w:val="28"/>
+          <w:szCs w:val="48"/>
+        </w:rPr>
+        <w:t>now</w:t>
+      </w:r>
+      <w:proofErr w:type="gramEnd"/>
+      <w:r>
+        <w:rPr>
+          <w:sz w:val="28"/>
+          <w:szCs w:val="48"/>
+        </w:rPr>
+        <w:t xml:space="preserve"> we’ll simulate this by having the program print the words on and off.  Afterwards, we’ll use VBA and excel to analyze some of the data, so we’ll need a way to read it effectively into excel.  For this you’ll be generating a comma separated value(.csv) as output while running the code.  The .csv files from all students will be placed in a single folder and distributed to the class for analysis.</w:t>
+      </w:r>
+    </w:p>
+    <w:p>
+      <w:pPr>
+        <w:rPr>
+          <w:sz w:val="28"/>
+          <w:szCs w:val="48"/>
+        </w:rPr>
+      </w:pPr>
+      <w:r>
+        <w:rPr>
+          <w:sz w:val="28"/>
+          <w:szCs w:val="48"/>
+        </w:rPr>
+        <w:tab/>
+        <w:t xml:space="preserve">So the first thing to do is to set up the testing functionality.  </w:t>
+      </w:r>
+      <w:r>
+        <w:rPr>
+          <w:sz w:val="28"/>
+          <w:szCs w:val="48"/>
+        </w:rPr>
+        <w:t>The test should prompt the user to hit the enter key in response to the light turning on or off.  It should give the user a countdown and then wait 2-4 seconds before activating.  When the enter key is finally pressed the delay time between the light turning on and the key being pressed should be recorded.</w:t>
+      </w:r>
+    </w:p>
+    <w:p>
+      <w:pPr>
+        <w:rPr>
+          <w:sz w:val="28"/>
+          <w:szCs w:val="48"/>
+        </w:rPr>
+      </w:pPr>
+      <w:r>
+        <w:rPr>
+          <w:sz w:val="28"/>
+          <w:szCs w:val="48"/>
+        </w:rPr>
+        <w:tab/>
+        <w:t>Now that the basic rig is created, we should create a function that randomizes the order in which the test is performed.  I recommend keeping track of the number of tests of each kind required and using a random number to pick which one to do, giving each test a fractional proportion as such:</w:t>
+      </w:r>
+    </w:p>
+    <w:p>
+      <w:pPr>
+        <w:rPr>
+          <w:sz w:val="28"/>
+          <w:szCs w:val="48"/>
+        </w:rPr>
+      </w:pPr>
+      <w:r>
+        <w:rPr>
+          <w:sz w:val="28"/>
+          <w:szCs w:val="48"/>
+        </w:rPr>
+        <w:tab/>
+        <w:t xml:space="preserve">If we need 4 more turn-on tests but only 1 more turn-off test, then we’ll create a random number from 1 to 5 with </w:t>
+      </w:r>
+      <w:proofErr w:type="spellStart"/>
+      <w:r>
+        <w:rPr>
+          <w:sz w:val="28"/>
+          <w:szCs w:val="48"/>
+        </w:rPr>
+        <w:t>randint</w:t>
+      </w:r>
+      <w:proofErr w:type="spellEnd"/>
+      <w:r>
+        <w:rPr>
+          <w:sz w:val="28"/>
+          <w:szCs w:val="48"/>
+        </w:rPr>
+        <w:t xml:space="preserve"> (or multiply random by five).  If the number is less than 5 then it’s an off test, but if it’s 1, 2, 3, or 4 then it’s an on test.  It should work even if there’s only one type left although it might not be the most efficient code in that case.</w:t>
+      </w:r>
+    </w:p>
+    <w:p>
+      <w:pPr>
+        <w:rPr>
+          <w:sz w:val="28"/>
+          <w:szCs w:val="48"/>
+        </w:rPr>
+      </w:pPr>
+      <w:r>
+        <w:rPr>
+          <w:sz w:val="28"/>
+          <w:szCs w:val="48"/>
+        </w:rPr>
+        <w:tab/>
+        <w:t xml:space="preserve">Now that the tests are randomized, begin creating your csv file.  Open a new file with the title: “output” + your </w:t>
+      </w:r>
+      <w:r>
+        <w:rPr>
+          <w:b/>
+          <w:sz w:val="28"/>
+          <w:szCs w:val="48"/>
+        </w:rPr>
+        <w:t>unique</w:t>
+      </w:r>
+      <w:r>
+        <w:rPr>
+          <w:sz w:val="28"/>
+          <w:szCs w:val="48"/>
+        </w:rPr>
+        <w:t xml:space="preserve"> identifier.  For example, I</w:t>
+      </w:r>
+      <w:r>
+        <w:rPr>
+          <w:sz w:val="28"/>
+          <w:szCs w:val="48"/>
+        </w:rPr>
+        <w:t xml:space="preserve"> might create one called </w:t>
+      </w:r>
+      <w:proofErr w:type="spellStart"/>
+      <w:r>
+        <w:rPr>
+          <w:sz w:val="28"/>
+          <w:szCs w:val="48"/>
+        </w:rPr>
+        <w:t>outputF</w:t>
+      </w:r>
+      <w:r>
+        <w:rPr>
+          <w:sz w:val="28"/>
+          <w:szCs w:val="48"/>
+        </w:rPr>
+        <w:t>lannelBoy</w:t>
+      </w:r>
+      <w:proofErr w:type="spellEnd"/>
+      <w:r>
+        <w:rPr>
+          <w:sz w:val="28"/>
+          <w:szCs w:val="48"/>
+        </w:rPr>
+        <w:t xml:space="preserve"> or outputdswarre2 if I wanted to be safe</w:t>
+      </w:r>
+      <w:r>
+        <w:rPr>
+          <w:sz w:val="28"/>
+          <w:szCs w:val="48"/>
+        </w:rPr>
+        <w:t>.  Store these data:  The Raspberry Pi that the experiment took place on</w:t>
+      </w:r>
+      <w:r>
+        <w:rPr>
+          <w:sz w:val="28"/>
+          <w:szCs w:val="48"/>
+        </w:rPr>
+        <w:t xml:space="preserve"> (a number between 1 and 15)</w:t>
+      </w:r>
+      <w:r>
+        <w:rPr>
+          <w:sz w:val="28"/>
+          <w:szCs w:val="48"/>
+        </w:rPr>
+        <w:t xml:space="preserve">, </w:t>
+      </w:r>
+      <w:r>
+        <w:rPr>
+          <w:sz w:val="28"/>
+          <w:szCs w:val="48"/>
+        </w:rPr>
+        <w:t xml:space="preserve">the unique identifier of the particular participant, </w:t>
+      </w:r>
+      <w:r>
+        <w:rPr>
+          <w:sz w:val="28"/>
+          <w:szCs w:val="48"/>
+        </w:rPr>
+        <w:t>the type of test performed (on, off),</w:t>
+      </w:r>
+      <w:r>
+        <w:rPr>
+          <w:sz w:val="28"/>
+          <w:szCs w:val="48"/>
+        </w:rPr>
+        <w:t xml:space="preserve"> and the time it took for the student to react.</w:t>
+      </w:r>
+    </w:p>
+    <w:p>
+      <w:pPr>
+        <w:rPr>
+          <w:sz w:val="28"/>
+          <w:szCs w:val="48"/>
+        </w:rPr>
+      </w:pPr>
+      <w:r>
+        <w:rPr>
+          <w:sz w:val="28"/>
+          <w:szCs w:val="48"/>
+        </w:rPr>
+        <w:tab/>
+        <w:t>We can finish this assignment up by prompting the user for their unique identifier, and then continuing to prompt for more tests until enough data has been taken.  Now test your system and several other students’!</w:t>
+      </w:r>
+    </w:p>
+    <w:p>
+      <w:pPr>
+        <w:jc w:val="center"/>
+        <w:rPr>
+          <w:sz w:val="28"/>
+          <w:szCs w:val="48"/>
+        </w:rPr>
+      </w:pPr>
+      <w:r>
+        <w:rPr>
+          <w:b/>
+          <w:sz w:val="40"/>
+          <w:szCs w:val="48"/>
+        </w:rPr>
+        <w:lastRenderedPageBreak/>
+        <w:t>10VBAnalysis</w:t>
+      </w:r>
+    </w:p>
+    <w:p>
+      <w:pPr>
+        <w:rPr>
+          <w:sz w:val="28"/>
+          <w:szCs w:val="48"/>
+        </w:rPr>
+      </w:pPr>
+      <w:r>
+        <w:rPr>
+          <w:sz w:val="28"/>
+          <w:szCs w:val="48"/>
+        </w:rPr>
+        <w:tab/>
+      </w:r>
+      <w:r>
+        <w:rPr>
+          <w:sz w:val="28"/>
+          <w:szCs w:val="48"/>
+        </w:rPr>
+        <w:t>This is the final assignment.  Now that you have created a small mountain of data along with the rest of your class, it is time to analyze that information.  Rather than do it by hand, which might take some time, we’re going to write a macro so if we ever get more data (something that would be likely in an actual job) we’ll have a program already written to analyze it and check out the conclusions from it.</w:t>
+      </w:r>
+    </w:p>
+    <w:p>
+      <w:pPr>
+        <w:rPr>
+          <w:sz w:val="28"/>
+          <w:szCs w:val="48"/>
+        </w:rPr>
+      </w:pPr>
+      <w:r>
+        <w:rPr>
+          <w:sz w:val="28"/>
+          <w:szCs w:val="48"/>
+        </w:rPr>
+        <w:tab/>
+        <w:t>Here’s what you need this system to do:</w:t>
+      </w:r>
     </w:p>
     <w:sectPr>
       <w:pgSz w:w="12240" w:h="15840"/>

--- a/Python/Python_Assignments.docx
+++ b/Python/Python_Assignments.docx
@@ -2736,16 +2736,7 @@
           <w:sz w:val="28"/>
           <w:szCs w:val="48"/>
         </w:rPr>
-        <w:t xml:space="preserve">  You may notice that the beginning of the cycle is different from the other sections, so this may need to be p</w:t>
-      </w:r>
-      <w:bookmarkStart w:id="0" w:name="_GoBack"/>
-      <w:bookmarkEnd w:id="0"/>
-      <w:r>
-        <w:rPr>
-          <w:sz w:val="28"/>
-          <w:szCs w:val="48"/>
-        </w:rPr>
-        <w:t xml:space="preserve">rogrammed </w:t>
+        <w:t xml:space="preserve">  You may notice that the beginning of the cycle is different from the other sections, so this may need to be programmed </w:t>
       </w:r>
       <w:r>
         <w:rPr>
@@ -3156,12 +3147,6 @@
           <w:szCs w:val="48"/>
         </w:rPr>
         <w:tab/>
-      </w:r>
-      <w:r>
-        <w:rPr>
-          <w:sz w:val="28"/>
-          <w:szCs w:val="48"/>
-        </w:rPr>
         <w:t>This is your last</w:t>
       </w:r>
       <w:r>
@@ -3215,7 +3200,21 @@
           <w:sz w:val="28"/>
           <w:szCs w:val="48"/>
         </w:rPr>
-        <w:t>The test should prompt the user to hit the enter key in response to the light turning on or off.  It should give the user a countdown and then wait 2-4 seconds before activating.  When the enter key is finally pressed the delay time between the light turning on and the key being pressed should be recorded.</w:t>
+        <w:t xml:space="preserve">The test should prompt the user to hit the enter key in response to the light turning on or off.  It should give the </w:t>
+      </w:r>
+      <w:r>
+        <w:rPr>
+          <w:sz w:val="28"/>
+          <w:szCs w:val="48"/>
+        </w:rPr>
+        <w:t>user a countdown and then wait 1</w:t>
+      </w:r>
+      <w:r>
+        <w:rPr>
+          <w:sz w:val="28"/>
+          <w:szCs w:val="48"/>
+        </w:rPr>
+        <w:t>-4 seconds before activating.  When the enter key is finally pressed the delay time between the light turning on and the key being pressed should be recorded.</w:t>
       </w:r>
     </w:p>
     <w:p>
@@ -3352,21 +3351,7 @@
           <w:sz w:val="28"/>
           <w:szCs w:val="48"/>
         </w:rPr>
-        <w:t xml:space="preserve">the unique identifier of the particular participant, </w:t>
-      </w:r>
-      <w:r>
-        <w:rPr>
-          <w:sz w:val="28"/>
-          <w:szCs w:val="48"/>
-        </w:rPr>
-        <w:t>the type of test performed (on, off),</w:t>
-      </w:r>
-      <w:r>
-        <w:rPr>
-          <w:sz w:val="28"/>
-          <w:szCs w:val="48"/>
-        </w:rPr>
-        <w:t xml:space="preserve"> and the time it took for the student to react.</w:t>
+        <w:t>the unique identifier of the particular participant, the type of test performed (on, off), and the time it took for the student to react.</w:t>
       </w:r>
     </w:p>
     <w:p>
@@ -3416,13 +3401,58 @@
           <w:szCs w:val="48"/>
         </w:rPr>
         <w:tab/>
-      </w:r>
-      <w:r>
-        <w:rPr>
-          <w:sz w:val="28"/>
-          <w:szCs w:val="48"/>
-        </w:rPr>
-        <w:t>This is the final assignment.  Now that you have created a small mountain of data along with the rest of your class, it is time to analyze that information.  Rather than do it by hand, which might take some time, we’re going to write a macro so if we ever get more data (something that would be likely in an actual job) we’ll have a program already written to analyze it and check out the conclusions from it.</w:t>
+        <w:t xml:space="preserve">This is the final assignment.  Now that you have created a small </w:t>
+      </w:r>
+      <w:bookmarkStart w:id="0" w:name="_GoBack"/>
+      <w:bookmarkEnd w:id="0"/>
+      <w:r>
+        <w:rPr>
+          <w:sz w:val="28"/>
+          <w:szCs w:val="48"/>
+        </w:rPr>
+        <w:t xml:space="preserve">mountain of data along with the rest of your class, it is time to analyze that information.  Rather than do it by hand, which might take some time, we’re going to write a </w:t>
+      </w:r>
+      <w:r>
+        <w:rPr>
+          <w:sz w:val="28"/>
+          <w:szCs w:val="48"/>
+        </w:rPr>
+        <w:t>program</w:t>
+      </w:r>
+      <w:r>
+        <w:rPr>
+          <w:sz w:val="28"/>
+          <w:szCs w:val="48"/>
+        </w:rPr>
+        <w:t xml:space="preserve"> so if we ever get more data (something that would be likely in an actual job) we’ll have </w:t>
+      </w:r>
+      <w:r>
+        <w:rPr>
+          <w:sz w:val="28"/>
+          <w:szCs w:val="48"/>
+        </w:rPr>
+        <w:t>something</w:t>
+      </w:r>
+      <w:r>
+        <w:rPr>
+          <w:sz w:val="28"/>
+          <w:szCs w:val="48"/>
+        </w:rPr>
+        <w:t xml:space="preserve"> </w:t>
+      </w:r>
+      <w:r>
+        <w:rPr>
+          <w:sz w:val="28"/>
+          <w:szCs w:val="48"/>
+        </w:rPr>
+        <w:t>ready</w:t>
+      </w:r>
+      <w:r>
+        <w:rPr>
+          <w:sz w:val="28"/>
+          <w:szCs w:val="48"/>
+        </w:rPr>
+        <w:t xml:space="preserve"> to analyze it and check out the conclusions from it.</w:t>
       </w:r>
     </w:p>
     <w:p>

--- a/Python/Python_Assignments.docx
+++ b/Python/Python_Assignments.docx
@@ -160,6 +160,30 @@
     <w:p>
       <w:pPr>
         <w:rPr>
+          <w:sz w:val="28"/>
+          <w:szCs w:val="48"/>
+        </w:rPr>
+      </w:pPr>
+    </w:p>
+    <w:p>
+      <w:pPr>
+        <w:rPr>
+          <w:sz w:val="28"/>
+          <w:szCs w:val="48"/>
+        </w:rPr>
+      </w:pPr>
+      <w:r>
+        <w:rPr>
+          <w:sz w:val="28"/>
+          <w:szCs w:val="48"/>
+        </w:rPr>
+        <w:tab/>
+        <w:t>So start off by looking through 00example to get an idea of what’s expected of you.  The files associated with the assignment (expected output, base code to start from etc.) are housed in the assignments folder in the same directory as this file.</w:t>
+      </w:r>
+    </w:p>
+    <w:p>
+      <w:pPr>
+        <w:rPr>
           <w:b/>
           <w:sz w:val="40"/>
           <w:szCs w:val="48"/>
@@ -213,7 +237,35 @@
           <w:szCs w:val="48"/>
         </w:rPr>
         <w:tab/>
-        <w:t xml:space="preserve">This assignment is related to turning an LED on and off.  The way to do that (once it’s hooked up to your circuit) is by toggling the I/O (input output) port that it’s connected to.  So we’re going to pretend that the variable a </w:t>
+        <w:t xml:space="preserve">This assignment is related to turning an LED on and off.  The way to do that (once it’s hooked up to your circuit) is by toggling the I/O (input output) port that it’s connected to.  So we’re going to pretend that the variable </w:t>
+      </w:r>
+      <w:r>
+        <w:rPr>
+          <w:sz w:val="28"/>
+          <w:szCs w:val="48"/>
+        </w:rPr>
+        <w:t>‘</w:t>
+      </w:r>
+      <w:r>
+        <w:rPr>
+          <w:sz w:val="28"/>
+          <w:szCs w:val="48"/>
+        </w:rPr>
+        <w:t>a</w:t>
+      </w:r>
+      <w:r>
+        <w:rPr>
+          <w:sz w:val="28"/>
+          <w:szCs w:val="48"/>
+        </w:rPr>
+        <w:t>’</w:t>
+      </w:r>
+      <w:r>
+        <w:rPr>
+          <w:sz w:val="28"/>
+          <w:szCs w:val="48"/>
+        </w:rPr>
+        <w:t xml:space="preserve"> </w:t>
       </w:r>
       <w:r>
         <w:rPr>
@@ -249,23 +301,7 @@
           <w:sz w:val="28"/>
           <w:szCs w:val="48"/>
         </w:rPr>
-        <w:t>The partial code will be in an attached .</w:t>
-      </w:r>
-      <w:proofErr w:type="spellStart"/>
-      <w:r>
-        <w:rPr>
-          <w:sz w:val="28"/>
-          <w:szCs w:val="48"/>
-        </w:rPr>
-        <w:t>py</w:t>
-      </w:r>
-      <w:proofErr w:type="spellEnd"/>
-      <w:r>
-        <w:rPr>
-          <w:sz w:val="28"/>
-          <w:szCs w:val="48"/>
-        </w:rPr>
-        <w:t xml:space="preserve"> file</w:t>
+        <w:t>The partial code will be in an attached .py file</w:t>
       </w:r>
       <w:r>
         <w:rPr>
@@ -359,25 +395,7 @@
           <w:sz w:val="28"/>
           <w:szCs w:val="48"/>
         </w:rPr>
-        <w:t xml:space="preserve"># write code to change and print the value of </w:t>
-      </w:r>
-      <w:proofErr w:type="gramStart"/>
-      <w:r>
-        <w:rPr>
-          <w:rFonts w:ascii="Comic Sans MS" w:hAnsi="Comic Sans MS"/>
-          <w:sz w:val="28"/>
-          <w:szCs w:val="48"/>
-        </w:rPr>
-        <w:t>a</w:t>
-      </w:r>
-      <w:proofErr w:type="gramEnd"/>
-      <w:r>
-        <w:rPr>
-          <w:rFonts w:ascii="Comic Sans MS" w:hAnsi="Comic Sans MS"/>
-          <w:sz w:val="28"/>
-          <w:szCs w:val="48"/>
-        </w:rPr>
-        <w:t xml:space="preserve"> every second</w:t>
+        <w:t># write code to change and print the value of a every second</w:t>
       </w:r>
       <w:r>
         <w:rPr>
@@ -393,25 +411,7 @@
           <w:sz w:val="28"/>
           <w:szCs w:val="48"/>
         </w:rPr>
-        <w:t xml:space="preserve"># in </w:t>
-      </w:r>
-      <w:proofErr w:type="spellStart"/>
-      <w:r>
-        <w:rPr>
-          <w:rFonts w:ascii="Comic Sans MS" w:hAnsi="Comic Sans MS"/>
-          <w:sz w:val="28"/>
-          <w:szCs w:val="48"/>
-        </w:rPr>
-        <w:t>a</w:t>
-      </w:r>
-      <w:proofErr w:type="spellEnd"/>
-      <w:r>
-        <w:rPr>
-          <w:rFonts w:ascii="Comic Sans MS" w:hAnsi="Comic Sans MS"/>
-          <w:sz w:val="28"/>
-          <w:szCs w:val="48"/>
-        </w:rPr>
-        <w:t xml:space="preserve"> infinite loop (remember that ctrl-c or command-c</w:t>
+        <w:t># in a infinite loop (remember that ctrl-c or command-c</w:t>
       </w:r>
       <w:r>
         <w:rPr>
@@ -429,9 +429,126 @@
         </w:rPr>
         <w:t># is the key combination used to escape from an infinite loop.</w:t>
       </w:r>
-      <w:r>
-        <w:rPr>
-          <w:rFonts w:ascii="Comic Sans MS" w:hAnsi="Comic Sans MS"/>
+    </w:p>
+    <w:p>
+      <w:pPr>
+        <w:rPr>
+          <w:sz w:val="24"/>
+          <w:szCs w:val="48"/>
+        </w:rPr>
+      </w:pPr>
+    </w:p>
+    <w:p>
+      <w:pPr>
+        <w:rPr>
+          <w:sz w:val="24"/>
+          <w:szCs w:val="48"/>
+        </w:rPr>
+      </w:pPr>
+    </w:p>
+    <w:p>
+      <w:pPr>
+        <w:rPr>
+          <w:sz w:val="24"/>
+          <w:szCs w:val="48"/>
+        </w:rPr>
+      </w:pPr>
+    </w:p>
+    <w:p>
+      <w:pPr>
+        <w:rPr>
+          <w:sz w:val="24"/>
+          <w:szCs w:val="48"/>
+        </w:rPr>
+      </w:pPr>
+    </w:p>
+    <w:p>
+      <w:pPr>
+        <w:rPr>
+          <w:sz w:val="24"/>
+          <w:szCs w:val="48"/>
+        </w:rPr>
+      </w:pPr>
+    </w:p>
+    <w:p>
+      <w:pPr>
+        <w:rPr>
+          <w:rFonts w:ascii="Comic Sans MS" w:hAnsi="Comic Sans MS"/>
+          <w:sz w:val="28"/>
+          <w:szCs w:val="48"/>
+        </w:rPr>
+      </w:pPr>
+    </w:p>
+    <w:p>
+      <w:pPr>
+        <w:rPr>
+          <w:rFonts w:ascii="Comic Sans MS" w:hAnsi="Comic Sans MS"/>
+          <w:sz w:val="28"/>
+          <w:szCs w:val="48"/>
+        </w:rPr>
+      </w:pPr>
+    </w:p>
+    <w:p>
+      <w:pPr>
+        <w:rPr>
+          <w:rFonts w:ascii="Comic Sans MS" w:hAnsi="Comic Sans MS"/>
+          <w:sz w:val="28"/>
+          <w:szCs w:val="48"/>
+        </w:rPr>
+      </w:pPr>
+    </w:p>
+    <w:p>
+      <w:pPr>
+        <w:rPr>
+          <w:rFonts w:ascii="Comic Sans MS" w:hAnsi="Comic Sans MS"/>
+          <w:sz w:val="28"/>
+          <w:szCs w:val="48"/>
+        </w:rPr>
+      </w:pPr>
+    </w:p>
+    <w:p>
+      <w:pPr>
+        <w:rPr>
+          <w:rFonts w:ascii="Comic Sans MS" w:hAnsi="Comic Sans MS"/>
+          <w:sz w:val="28"/>
+          <w:szCs w:val="48"/>
+        </w:rPr>
+      </w:pPr>
+    </w:p>
+    <w:p>
+      <w:pPr>
+        <w:rPr>
+          <w:rFonts w:ascii="Comic Sans MS" w:hAnsi="Comic Sans MS"/>
+          <w:sz w:val="28"/>
+          <w:szCs w:val="48"/>
+        </w:rPr>
+      </w:pPr>
+    </w:p>
+    <w:p>
+      <w:pPr>
+        <w:rPr>
+          <w:rFonts w:ascii="Comic Sans MS" w:hAnsi="Comic Sans MS"/>
+          <w:sz w:val="28"/>
+          <w:szCs w:val="48"/>
+        </w:rPr>
+      </w:pPr>
+    </w:p>
+    <w:p>
+      <w:pPr>
+        <w:rPr>
+          <w:sz w:val="28"/>
+          <w:szCs w:val="48"/>
+        </w:rPr>
+      </w:pPr>
+      <w:r>
+        <w:rPr>
+          <w:sz w:val="24"/>
+          <w:szCs w:val="48"/>
+        </w:rPr>
+        <w:t>Continued on next page</w:t>
+      </w:r>
+      <w:r>
+        <w:rPr>
           <w:sz w:val="28"/>
           <w:szCs w:val="48"/>
         </w:rPr>
@@ -497,23 +614,7 @@
           <w:sz w:val="20"/>
           <w:szCs w:val="48"/>
         </w:rPr>
-        <w:t>Type "copyright", "credits" or "</w:t>
-      </w:r>
-      <w:proofErr w:type="gramStart"/>
-      <w:r>
-        <w:rPr>
-          <w:sz w:val="20"/>
-          <w:szCs w:val="48"/>
-        </w:rPr>
-        <w:t>license(</w:t>
-      </w:r>
-      <w:proofErr w:type="gramEnd"/>
-      <w:r>
-        <w:rPr>
-          <w:sz w:val="20"/>
-          <w:szCs w:val="48"/>
-        </w:rPr>
-        <w:t>)" for more information.</w:t>
+        <w:t>Type "copyright", "credits" or "license()" for more information.</w:t>
       </w:r>
     </w:p>
     <w:p>
@@ -613,21 +714,12 @@
           <w:szCs w:val="48"/>
         </w:rPr>
       </w:pPr>
-      <w:proofErr w:type="spellStart"/>
-      <w:r>
-        <w:rPr>
-          <w:sz w:val="20"/>
-          <w:szCs w:val="48"/>
-        </w:rPr>
-        <w:t>Traceback</w:t>
-      </w:r>
-      <w:proofErr w:type="spellEnd"/>
-      <w:r>
-        <w:rPr>
-          <w:sz w:val="20"/>
-          <w:szCs w:val="48"/>
-        </w:rPr>
-        <w:t xml:space="preserve"> (most recent call last):</w:t>
+      <w:r>
+        <w:rPr>
+          <w:sz w:val="20"/>
+          <w:szCs w:val="48"/>
+        </w:rPr>
+        <w:t>Traceback (most recent call last):</w:t>
       </w:r>
     </w:p>
     <w:p>
@@ -657,35 +749,16 @@
           <w:sz w:val="20"/>
           <w:szCs w:val="48"/>
         </w:rPr>
-        <w:t xml:space="preserve">    </w:t>
-      </w:r>
-      <w:proofErr w:type="spellStart"/>
-      <w:proofErr w:type="gramStart"/>
-      <w:r>
-        <w:rPr>
-          <w:sz w:val="20"/>
-          <w:szCs w:val="48"/>
-        </w:rPr>
-        <w:t>time.sleep</w:t>
-      </w:r>
-      <w:proofErr w:type="spellEnd"/>
-      <w:proofErr w:type="gramEnd"/>
-      <w:r>
-        <w:rPr>
-          <w:sz w:val="20"/>
-          <w:szCs w:val="48"/>
-        </w:rPr>
-        <w:t>(1)</w:t>
-      </w:r>
-    </w:p>
-    <w:p>
-      <w:pPr>
-        <w:rPr>
-          <w:sz w:val="20"/>
-          <w:szCs w:val="48"/>
-        </w:rPr>
-      </w:pPr>
-      <w:proofErr w:type="spellStart"/>
+        <w:t xml:space="preserve">    time.sleep(1)</w:t>
+      </w:r>
+    </w:p>
+    <w:p>
+      <w:pPr>
+        <w:rPr>
+          <w:sz w:val="20"/>
+          <w:szCs w:val="48"/>
+        </w:rPr>
+      </w:pPr>
       <w:r>
         <w:rPr>
           <w:sz w:val="20"/>
@@ -693,7 +766,6 @@
         </w:rPr>
         <w:t>KeyboardInterrupt</w:t>
       </w:r>
-      <w:proofErr w:type="spellEnd"/>
     </w:p>
     <w:p>
       <w:pPr>
@@ -717,6 +789,85 @@
           <w:szCs w:val="48"/>
         </w:rPr>
       </w:pPr>
+    </w:p>
+    <w:p>
+      <w:pPr>
+        <w:rPr>
+          <w:sz w:val="28"/>
+          <w:szCs w:val="48"/>
+        </w:rPr>
+      </w:pPr>
+    </w:p>
+    <w:p>
+      <w:pPr>
+        <w:rPr>
+          <w:sz w:val="28"/>
+          <w:szCs w:val="48"/>
+        </w:rPr>
+      </w:pPr>
+    </w:p>
+    <w:p>
+      <w:pPr>
+        <w:rPr>
+          <w:sz w:val="28"/>
+          <w:szCs w:val="48"/>
+        </w:rPr>
+      </w:pPr>
+    </w:p>
+    <w:p>
+      <w:pPr>
+        <w:rPr>
+          <w:sz w:val="28"/>
+          <w:szCs w:val="48"/>
+        </w:rPr>
+      </w:pPr>
+    </w:p>
+    <w:p>
+      <w:pPr>
+        <w:rPr>
+          <w:sz w:val="28"/>
+          <w:szCs w:val="48"/>
+        </w:rPr>
+      </w:pPr>
+    </w:p>
+    <w:p>
+      <w:pPr>
+        <w:rPr>
+          <w:sz w:val="28"/>
+          <w:szCs w:val="48"/>
+        </w:rPr>
+      </w:pPr>
+    </w:p>
+    <w:p>
+      <w:pPr>
+        <w:rPr>
+          <w:sz w:val="28"/>
+          <w:szCs w:val="48"/>
+        </w:rPr>
+      </w:pPr>
+    </w:p>
+    <w:p>
+      <w:pPr>
+        <w:rPr>
+          <w:sz w:val="28"/>
+          <w:szCs w:val="48"/>
+        </w:rPr>
+      </w:pPr>
+    </w:p>
+    <w:p>
+      <w:pPr>
+        <w:rPr>
+          <w:sz w:val="28"/>
+          <w:szCs w:val="48"/>
+        </w:rPr>
+      </w:pPr>
+      <w:r>
+        <w:rPr>
+          <w:sz w:val="24"/>
+          <w:szCs w:val="48"/>
+        </w:rPr>
+        <w:t>Continued on next page</w:t>
+      </w:r>
       <w:r>
         <w:rPr>
           <w:sz w:val="28"/>
@@ -824,25 +975,7 @@
           <w:sz w:val="28"/>
           <w:szCs w:val="48"/>
         </w:rPr>
-        <w:t xml:space="preserve"># write code to change and print the value of </w:t>
-      </w:r>
-      <w:proofErr w:type="gramStart"/>
-      <w:r>
-        <w:rPr>
-          <w:rFonts w:ascii="Comic Sans MS" w:hAnsi="Comic Sans MS"/>
-          <w:sz w:val="28"/>
-          <w:szCs w:val="48"/>
-        </w:rPr>
-        <w:t>a</w:t>
-      </w:r>
-      <w:proofErr w:type="gramEnd"/>
-      <w:r>
-        <w:rPr>
-          <w:rFonts w:ascii="Comic Sans MS" w:hAnsi="Comic Sans MS"/>
-          <w:sz w:val="28"/>
-          <w:szCs w:val="48"/>
-        </w:rPr>
-        <w:t xml:space="preserve"> every second</w:t>
+        <w:t># write code to change and print the value of a every second</w:t>
       </w:r>
       <w:r>
         <w:rPr>
@@ -964,23 +1097,13 @@
           <w:szCs w:val="48"/>
         </w:rPr>
       </w:pPr>
-      <w:proofErr w:type="gramStart"/>
-      <w:r>
-        <w:rPr>
-          <w:rFonts w:ascii="Comic Sans MS" w:hAnsi="Comic Sans MS"/>
-          <w:sz w:val="28"/>
-          <w:szCs w:val="48"/>
-        </w:rPr>
-        <w:t>sleep(</w:t>
-      </w:r>
-      <w:proofErr w:type="gramEnd"/>
-      <w:r>
-        <w:rPr>
-          <w:rFonts w:ascii="Comic Sans MS" w:hAnsi="Comic Sans MS"/>
-          <w:sz w:val="28"/>
-          <w:szCs w:val="48"/>
-        </w:rPr>
-        <w:t>1)</w:t>
+      <w:r>
+        <w:rPr>
+          <w:rFonts w:ascii="Comic Sans MS" w:hAnsi="Comic Sans MS"/>
+          <w:sz w:val="28"/>
+          <w:szCs w:val="48"/>
+        </w:rPr>
+        <w:t>sleep(1)</w:t>
       </w:r>
     </w:p>
     <w:p>
@@ -1012,30 +1135,38 @@
     <w:p>
       <w:pPr>
         <w:rPr>
-          <w:sz w:val="28"/>
-          <w:szCs w:val="48"/>
-        </w:rPr>
-      </w:pPr>
-      <w:r>
-        <w:rPr>
-          <w:sz w:val="28"/>
-          <w:szCs w:val="48"/>
-        </w:rPr>
-        <w:t>In lab we’ll go over how to convert the previous code to the following and run it on a Raspberry Pi, but for now, don’t worry about it.  Just get to the previous step and we’ll be fine</w:t>
-      </w:r>
-    </w:p>
-    <w:p>
-      <w:pPr>
-        <w:rPr>
-          <w:rFonts w:ascii="Comic Sans MS" w:hAnsi="Comic Sans MS"/>
-          <w:sz w:val="28"/>
-          <w:szCs w:val="48"/>
-        </w:rPr>
-      </w:pPr>
-      <w:r>
-        <w:rPr>
-          <w:rFonts w:ascii="Comic Sans MS" w:hAnsi="Comic Sans MS"/>
-          <w:sz w:val="28"/>
+          <w:sz w:val="36"/>
+          <w:szCs w:val="48"/>
+        </w:rPr>
+      </w:pPr>
+    </w:p>
+    <w:p>
+      <w:pPr>
+        <w:rPr>
+          <w:sz w:val="36"/>
+          <w:szCs w:val="48"/>
+        </w:rPr>
+      </w:pPr>
+      <w:r>
+        <w:rPr>
+          <w:sz w:val="36"/>
+          <w:szCs w:val="48"/>
+        </w:rPr>
+        <w:t>For now, don’t worry about this next step, but in lab, we’ll transform the code above into something like the code below</w:t>
+      </w:r>
+    </w:p>
+    <w:p>
+      <w:pPr>
+        <w:rPr>
+          <w:rFonts w:ascii="Comic Sans MS" w:hAnsi="Comic Sans MS"/>
+          <w:sz w:val="20"/>
+          <w:szCs w:val="48"/>
+        </w:rPr>
+      </w:pPr>
+      <w:r>
+        <w:rPr>
+          <w:rFonts w:ascii="Comic Sans MS" w:hAnsi="Comic Sans MS"/>
+          <w:sz w:val="20"/>
           <w:szCs w:val="48"/>
         </w:rPr>
         <w:t>import time</w:t>
@@ -1045,67 +1176,39 @@
       <w:pPr>
         <w:rPr>
           <w:rFonts w:ascii="Comic Sans MS" w:hAnsi="Comic Sans MS"/>
-          <w:sz w:val="28"/>
-          <w:szCs w:val="48"/>
-        </w:rPr>
-      </w:pPr>
-      <w:r>
-        <w:rPr>
-          <w:rFonts w:ascii="Comic Sans MS" w:hAnsi="Comic Sans MS"/>
-          <w:sz w:val="28"/>
-          <w:szCs w:val="48"/>
-        </w:rPr>
-        <w:t xml:space="preserve">import </w:t>
-      </w:r>
-      <w:proofErr w:type="spellStart"/>
-      <w:r>
-        <w:rPr>
-          <w:rFonts w:ascii="Comic Sans MS" w:hAnsi="Comic Sans MS"/>
-          <w:sz w:val="28"/>
-          <w:szCs w:val="48"/>
-        </w:rPr>
-        <w:t>RPi.GPIO</w:t>
-      </w:r>
-      <w:proofErr w:type="spellEnd"/>
-      <w:r>
-        <w:rPr>
-          <w:rFonts w:ascii="Comic Sans MS" w:hAnsi="Comic Sans MS"/>
-          <w:sz w:val="28"/>
-          <w:szCs w:val="48"/>
-        </w:rPr>
-        <w:t xml:space="preserve"> as GPIO</w:t>
-      </w:r>
-    </w:p>
-    <w:p>
-      <w:pPr>
-        <w:rPr>
-          <w:rFonts w:ascii="Comic Sans MS" w:hAnsi="Comic Sans MS"/>
-          <w:sz w:val="28"/>
-          <w:szCs w:val="48"/>
-        </w:rPr>
-      </w:pPr>
-      <w:proofErr w:type="spellStart"/>
-      <w:r>
-        <w:rPr>
-          <w:rFonts w:ascii="Comic Sans MS" w:hAnsi="Comic Sans MS"/>
-          <w:sz w:val="28"/>
-          <w:szCs w:val="48"/>
-        </w:rPr>
-        <w:t>GPIO.setmode</w:t>
-      </w:r>
-      <w:proofErr w:type="spellEnd"/>
-      <w:r>
-        <w:rPr>
-          <w:rFonts w:ascii="Comic Sans MS" w:hAnsi="Comic Sans MS"/>
-          <w:sz w:val="28"/>
-          <w:szCs w:val="48"/>
-        </w:rPr>
-        <w:t>(GPIO.BCM)</w:t>
-      </w:r>
-      <w:r>
-        <w:rPr>
-          <w:rFonts w:ascii="Comic Sans MS" w:hAnsi="Comic Sans MS"/>
-          <w:sz w:val="28"/>
+          <w:sz w:val="20"/>
+          <w:szCs w:val="48"/>
+        </w:rPr>
+      </w:pPr>
+      <w:r>
+        <w:rPr>
+          <w:rFonts w:ascii="Comic Sans MS" w:hAnsi="Comic Sans MS"/>
+          <w:sz w:val="20"/>
+          <w:szCs w:val="48"/>
+        </w:rPr>
+        <w:t>import RPi.GPIO as GPIO</w:t>
+      </w:r>
+    </w:p>
+    <w:p>
+      <w:pPr>
+        <w:rPr>
+          <w:rFonts w:ascii="Comic Sans MS" w:hAnsi="Comic Sans MS"/>
+          <w:sz w:val="20"/>
+          <w:szCs w:val="48"/>
+        </w:rPr>
+      </w:pPr>
+      <w:r>
+        <w:rPr>
+          <w:rFonts w:ascii="Comic Sans MS" w:hAnsi="Comic Sans MS"/>
+          <w:sz w:val="20"/>
+          <w:szCs w:val="48"/>
+        </w:rPr>
+        <w:t>GPIO.setmode(GPIO.BCM)</w:t>
+      </w:r>
+      <w:r>
+        <w:rPr>
+          <w:rFonts w:ascii="Comic Sans MS" w:hAnsi="Comic Sans MS"/>
+          <w:sz w:val="20"/>
           <w:szCs w:val="48"/>
         </w:rPr>
         <w:t xml:space="preserve"> # determines how we refer to pins</w:t>
@@ -1115,32 +1218,22 @@
       <w:pPr>
         <w:rPr>
           <w:rFonts w:ascii="Comic Sans MS" w:hAnsi="Comic Sans MS"/>
-          <w:sz w:val="28"/>
-          <w:szCs w:val="48"/>
-        </w:rPr>
-      </w:pPr>
-      <w:proofErr w:type="spellStart"/>
-      <w:r>
-        <w:rPr>
-          <w:rFonts w:ascii="Comic Sans MS" w:hAnsi="Comic Sans MS"/>
-          <w:sz w:val="28"/>
-          <w:szCs w:val="48"/>
-        </w:rPr>
-        <w:t>GPIO.setup</w:t>
-      </w:r>
-      <w:proofErr w:type="spellEnd"/>
-      <w:r>
-        <w:rPr>
-          <w:rFonts w:ascii="Comic Sans MS" w:hAnsi="Comic Sans MS"/>
-          <w:sz w:val="28"/>
-          <w:szCs w:val="48"/>
-        </w:rPr>
-        <w:t>(3, GPIO.OUT)</w:t>
-      </w:r>
-      <w:r>
-        <w:rPr>
-          <w:rFonts w:ascii="Comic Sans MS" w:hAnsi="Comic Sans MS"/>
-          <w:sz w:val="28"/>
+          <w:sz w:val="20"/>
+          <w:szCs w:val="48"/>
+        </w:rPr>
+      </w:pPr>
+      <w:r>
+        <w:rPr>
+          <w:rFonts w:ascii="Comic Sans MS" w:hAnsi="Comic Sans MS"/>
+          <w:sz w:val="20"/>
+          <w:szCs w:val="48"/>
+        </w:rPr>
+        <w:t>GPIO.setup(3, GPIO.OUT)</w:t>
+      </w:r>
+      <w:r>
+        <w:rPr>
+          <w:rFonts w:ascii="Comic Sans MS" w:hAnsi="Comic Sans MS"/>
+          <w:sz w:val="20"/>
           <w:szCs w:val="48"/>
         </w:rPr>
         <w:t xml:space="preserve"> # sets pin 3 to output</w:t>
@@ -1150,14 +1243,14 @@
       <w:pPr>
         <w:rPr>
           <w:rFonts w:ascii="Comic Sans MS" w:hAnsi="Comic Sans MS"/>
-          <w:sz w:val="28"/>
-          <w:szCs w:val="48"/>
-        </w:rPr>
-      </w:pPr>
-      <w:r>
-        <w:rPr>
-          <w:rFonts w:ascii="Comic Sans MS" w:hAnsi="Comic Sans MS"/>
-          <w:sz w:val="28"/>
+          <w:sz w:val="20"/>
+          <w:szCs w:val="48"/>
+        </w:rPr>
+      </w:pPr>
+      <w:r>
+        <w:rPr>
+          <w:rFonts w:ascii="Comic Sans MS" w:hAnsi="Comic Sans MS"/>
+          <w:sz w:val="20"/>
           <w:szCs w:val="48"/>
         </w:rPr>
         <w:t>a = False</w:t>
@@ -1167,14 +1260,14 @@
       <w:pPr>
         <w:rPr>
           <w:rFonts w:ascii="Comic Sans MS" w:hAnsi="Comic Sans MS"/>
-          <w:sz w:val="28"/>
-          <w:szCs w:val="48"/>
-        </w:rPr>
-      </w:pPr>
-      <w:r>
-        <w:rPr>
-          <w:rFonts w:ascii="Comic Sans MS" w:hAnsi="Comic Sans MS"/>
-          <w:sz w:val="28"/>
+          <w:sz w:val="20"/>
+          <w:szCs w:val="48"/>
+        </w:rPr>
+      </w:pPr>
+      <w:r>
+        <w:rPr>
+          <w:rFonts w:ascii="Comic Sans MS" w:hAnsi="Comic Sans MS"/>
+          <w:sz w:val="20"/>
           <w:szCs w:val="48"/>
         </w:rPr>
         <w:t>w</w:t>
@@ -1182,7 +1275,7 @@
       <w:r>
         <w:rPr>
           <w:rFonts w:ascii="Comic Sans MS" w:hAnsi="Comic Sans MS"/>
-          <w:sz w:val="28"/>
+          <w:sz w:val="20"/>
           <w:szCs w:val="48"/>
         </w:rPr>
         <w:t>hile True:</w:t>
@@ -1192,40 +1285,23 @@
       <w:pPr>
         <w:rPr>
           <w:rFonts w:ascii="Comic Sans MS" w:hAnsi="Comic Sans MS"/>
-          <w:sz w:val="28"/>
-          <w:szCs w:val="48"/>
-        </w:rPr>
-      </w:pPr>
-      <w:r>
-        <w:rPr>
-          <w:rFonts w:ascii="Comic Sans MS" w:hAnsi="Comic Sans MS"/>
-          <w:sz w:val="28"/>
+          <w:sz w:val="20"/>
+          <w:szCs w:val="48"/>
+        </w:rPr>
+      </w:pPr>
+      <w:r>
+        <w:rPr>
+          <w:rFonts w:ascii="Comic Sans MS" w:hAnsi="Comic Sans MS"/>
+          <w:sz w:val="20"/>
           <w:szCs w:val="48"/>
         </w:rPr>
         <w:tab/>
-      </w:r>
-      <w:proofErr w:type="spellStart"/>
-      <w:r>
-        <w:rPr>
-          <w:rFonts w:ascii="Comic Sans MS" w:hAnsi="Comic Sans MS"/>
-          <w:sz w:val="28"/>
-          <w:szCs w:val="48"/>
-        </w:rPr>
-        <w:t>GPIO.output</w:t>
-      </w:r>
-      <w:proofErr w:type="spellEnd"/>
-      <w:r>
-        <w:rPr>
-          <w:rFonts w:ascii="Comic Sans MS" w:hAnsi="Comic Sans MS"/>
-          <w:sz w:val="28"/>
-          <w:szCs w:val="48"/>
-        </w:rPr>
-        <w:t xml:space="preserve">(3, </w:t>
-      </w:r>
-      <w:r>
-        <w:rPr>
-          <w:rFonts w:ascii="Comic Sans MS" w:hAnsi="Comic Sans MS"/>
-          <w:sz w:val="28"/>
+        <w:t xml:space="preserve">GPIO.output(3, </w:t>
+      </w:r>
+      <w:r>
+        <w:rPr>
+          <w:rFonts w:ascii="Comic Sans MS" w:hAnsi="Comic Sans MS"/>
+          <w:sz w:val="20"/>
           <w:szCs w:val="48"/>
         </w:rPr>
         <w:t>a</w:t>
@@ -1233,7 +1309,7 @@
       <w:r>
         <w:rPr>
           <w:rFonts w:ascii="Comic Sans MS" w:hAnsi="Comic Sans MS"/>
-          <w:sz w:val="28"/>
+          <w:sz w:val="20"/>
           <w:szCs w:val="48"/>
         </w:rPr>
         <w:t xml:space="preserve">) </w:t>
@@ -1241,7 +1317,7 @@
       <w:r>
         <w:rPr>
           <w:rFonts w:ascii="Comic Sans MS" w:hAnsi="Comic Sans MS"/>
-          <w:sz w:val="28"/>
+          <w:sz w:val="20"/>
           <w:szCs w:val="48"/>
         </w:rPr>
         <w:tab/>
@@ -1249,7 +1325,7 @@
       <w:r>
         <w:rPr>
           <w:rFonts w:ascii="Comic Sans MS" w:hAnsi="Comic Sans MS"/>
-          <w:sz w:val="28"/>
+          <w:sz w:val="20"/>
           <w:szCs w:val="48"/>
         </w:rPr>
         <w:t># t</w:t>
@@ -1257,7 +1333,7 @@
       <w:r>
         <w:rPr>
           <w:rFonts w:ascii="Comic Sans MS" w:hAnsi="Comic Sans MS"/>
-          <w:sz w:val="28"/>
+          <w:sz w:val="20"/>
           <w:szCs w:val="48"/>
         </w:rPr>
         <w:t>urns on pin 3 if a is true</w:t>
@@ -1268,32 +1344,22 @@
         <w:ind w:firstLine="720"/>
         <w:rPr>
           <w:rFonts w:ascii="Comic Sans MS" w:hAnsi="Comic Sans MS"/>
-          <w:sz w:val="28"/>
-          <w:szCs w:val="48"/>
-        </w:rPr>
-      </w:pPr>
-      <w:proofErr w:type="gramStart"/>
-      <w:r>
-        <w:rPr>
-          <w:rFonts w:ascii="Comic Sans MS" w:hAnsi="Comic Sans MS"/>
-          <w:sz w:val="28"/>
-          <w:szCs w:val="48"/>
-        </w:rPr>
-        <w:t>sleep(</w:t>
-      </w:r>
-      <w:proofErr w:type="gramEnd"/>
-      <w:r>
-        <w:rPr>
-          <w:rFonts w:ascii="Comic Sans MS" w:hAnsi="Comic Sans MS"/>
-          <w:sz w:val="28"/>
-          <w:szCs w:val="48"/>
-        </w:rPr>
-        <w:t>1)</w:t>
-      </w:r>
-      <w:r>
-        <w:rPr>
-          <w:rFonts w:ascii="Comic Sans MS" w:hAnsi="Comic Sans MS"/>
-          <w:sz w:val="28"/>
+          <w:sz w:val="20"/>
+          <w:szCs w:val="48"/>
+        </w:rPr>
+      </w:pPr>
+      <w:r>
+        <w:rPr>
+          <w:rFonts w:ascii="Comic Sans MS" w:hAnsi="Comic Sans MS"/>
+          <w:sz w:val="20"/>
+          <w:szCs w:val="48"/>
+        </w:rPr>
+        <w:t>sleep(1)</w:t>
+      </w:r>
+      <w:r>
+        <w:rPr>
+          <w:rFonts w:ascii="Comic Sans MS" w:hAnsi="Comic Sans MS"/>
+          <w:sz w:val="20"/>
           <w:szCs w:val="48"/>
         </w:rPr>
         <w:tab/>
@@ -1301,7 +1367,7 @@
       <w:r>
         <w:rPr>
           <w:rFonts w:ascii="Comic Sans MS" w:hAnsi="Comic Sans MS"/>
-          <w:sz w:val="28"/>
+          <w:sz w:val="20"/>
           <w:szCs w:val="48"/>
         </w:rPr>
         <w:tab/>
@@ -1309,7 +1375,7 @@
       <w:r>
         <w:rPr>
           <w:rFonts w:ascii="Comic Sans MS" w:hAnsi="Comic Sans MS"/>
-          <w:sz w:val="28"/>
+          <w:sz w:val="20"/>
           <w:szCs w:val="48"/>
         </w:rPr>
         <w:tab/>
@@ -1321,14 +1387,14 @@
         <w:ind w:firstLine="720"/>
         <w:rPr>
           <w:rFonts w:ascii="Comic Sans MS" w:hAnsi="Comic Sans MS"/>
-          <w:sz w:val="28"/>
-          <w:szCs w:val="48"/>
-        </w:rPr>
-      </w:pPr>
-      <w:r>
-        <w:rPr>
-          <w:rFonts w:ascii="Comic Sans MS" w:hAnsi="Comic Sans MS"/>
-          <w:sz w:val="28"/>
+          <w:sz w:val="20"/>
+          <w:szCs w:val="48"/>
+        </w:rPr>
+      </w:pPr>
+      <w:r>
+        <w:rPr>
+          <w:rFonts w:ascii="Comic Sans MS" w:hAnsi="Comic Sans MS"/>
+          <w:sz w:val="20"/>
           <w:szCs w:val="48"/>
         </w:rPr>
         <w:t xml:space="preserve">a = not </w:t>
@@ -1336,7 +1402,7 @@
       <w:r>
         <w:rPr>
           <w:rFonts w:ascii="Comic Sans MS" w:hAnsi="Comic Sans MS"/>
-          <w:sz w:val="28"/>
+          <w:sz w:val="20"/>
           <w:szCs w:val="48"/>
         </w:rPr>
         <w:t>a</w:t>
@@ -1344,7 +1410,7 @@
       <w:r>
         <w:rPr>
           <w:rFonts w:ascii="Comic Sans MS" w:hAnsi="Comic Sans MS"/>
-          <w:sz w:val="28"/>
+          <w:sz w:val="20"/>
           <w:szCs w:val="48"/>
         </w:rPr>
         <w:tab/>
@@ -1352,7 +1418,7 @@
       <w:r>
         <w:rPr>
           <w:rFonts w:ascii="Comic Sans MS" w:hAnsi="Comic Sans MS"/>
-          <w:sz w:val="28"/>
+          <w:sz w:val="20"/>
           <w:szCs w:val="48"/>
         </w:rPr>
         <w:tab/>
@@ -1360,7 +1426,7 @@
       <w:r>
         <w:rPr>
           <w:rFonts w:ascii="Comic Sans MS" w:hAnsi="Comic Sans MS"/>
-          <w:sz w:val="28"/>
+          <w:sz w:val="20"/>
           <w:szCs w:val="48"/>
         </w:rPr>
         <w:tab/>
@@ -1463,7 +1529,14 @@
           <w:sz w:val="28"/>
           <w:szCs w:val="48"/>
         </w:rPr>
-        <w:t>the variable A to a specific setting by keyboard prompts.</w:t>
+        <w:t>the variable ‘a’</w:t>
+      </w:r>
+      <w:r>
+        <w:rPr>
+          <w:sz w:val="28"/>
+          <w:szCs w:val="48"/>
+        </w:rPr>
+        <w:t xml:space="preserve"> to a specific setting by keyboard prompts.</w:t>
       </w:r>
       <w:r>
         <w:rPr>
@@ -1521,23 +1594,7 @@
           <w:szCs w:val="48"/>
         </w:rPr>
         <w:tab/>
-        <w:t xml:space="preserve">You should have recognized from the previous lines that we’re going to be using </w:t>
-      </w:r>
-      <w:proofErr w:type="gramStart"/>
-      <w:r>
-        <w:rPr>
-          <w:sz w:val="28"/>
-          <w:szCs w:val="48"/>
-        </w:rPr>
-        <w:t>input(</w:t>
-      </w:r>
-      <w:proofErr w:type="gramEnd"/>
-      <w:r>
-        <w:rPr>
-          <w:sz w:val="28"/>
-          <w:szCs w:val="48"/>
-        </w:rPr>
-        <w:t>) quite a bit to prompt the user for the next action quite often.  This prompt is going to be interpreted after it’s submitted, and then the status of the LED should be printed.</w:t>
+        <w:t>You should have recognized from the previous lines that we’re going to be using input() quite a bit to prompt the user for the next action quite often.  This prompt is going to be interpreted after it’s submitted, and then the status of the LED should be printed.</w:t>
       </w:r>
     </w:p>
     <w:p>
@@ -1758,7 +1815,80 @@
           <w:sz w:val="28"/>
           <w:szCs w:val="48"/>
         </w:rPr>
-        <w:t>skeleton code for this project is contained in 02fade.py.  It also imports a virtual PWM class that I created for you to practice with, so virtual must be in the same folder as your code when you run it.  Whenever you use the commands associated with virtual, it will act (hopefully) as explained in the beginning of the given code.  Example output is contained in the word file expected.</w:t>
+        <w:t>skeleton code for this project is contained in 02fade.py.  It also imports a virtual PWM class that I created for you to practice with, so virtual</w:t>
+      </w:r>
+      <w:r>
+        <w:rPr>
+          <w:sz w:val="28"/>
+          <w:szCs w:val="48"/>
+        </w:rPr>
+        <w:t>.py</w:t>
+      </w:r>
+      <w:r>
+        <w:rPr>
+          <w:sz w:val="28"/>
+          <w:szCs w:val="48"/>
+        </w:rPr>
+        <w:t xml:space="preserve"> must be in the same folder as your code when you run it.  </w:t>
+      </w:r>
+      <w:r>
+        <w:rPr>
+          <w:sz w:val="28"/>
+          <w:szCs w:val="48"/>
+        </w:rPr>
+        <w:t xml:space="preserve">An explanation for how virtual.py works is at the top of the basic code.  </w:t>
+      </w:r>
+      <w:r>
+        <w:rPr>
+          <w:sz w:val="28"/>
+          <w:szCs w:val="48"/>
+        </w:rPr>
+        <w:t>Whenever you use the commands associated with virtual, it will act (hopefully) as explained in the beginning of the given code.  Example output is contained in the word file expected.</w:t>
+      </w:r>
+    </w:p>
+    <w:p>
+      <w:pPr>
+        <w:rPr>
+          <w:sz w:val="28"/>
+          <w:szCs w:val="48"/>
+        </w:rPr>
+      </w:pPr>
+    </w:p>
+    <w:p>
+      <w:pPr>
+        <w:rPr>
+          <w:sz w:val="28"/>
+          <w:szCs w:val="48"/>
+        </w:rPr>
+      </w:pPr>
+      <w:r>
+        <w:rPr>
+          <w:sz w:val="28"/>
+          <w:szCs w:val="48"/>
+        </w:rPr>
+        <w:t xml:space="preserve">Code to remember: </w:t>
+      </w:r>
+      <w:bookmarkStart w:id="0" w:name="_GoBack"/>
+      <w:bookmarkEnd w:id="0"/>
+    </w:p>
+    <w:p>
+      <w:pPr>
+        <w:pStyle w:val="ListParagraph"/>
+        <w:numPr>
+          <w:ilvl w:val="0"/>
+          <w:numId w:val="1"/>
+        </w:numPr>
+        <w:rPr>
+          <w:sz w:val="28"/>
+          <w:szCs w:val="48"/>
+        </w:rPr>
+      </w:pPr>
+      <w:r>
+        <w:rPr>
+          <w:sz w:val="28"/>
+          <w:szCs w:val="48"/>
+        </w:rPr>
+        <w:t>int(string) converts a string to a integer so it can be used for changeDutyCycle</w:t>
       </w:r>
     </w:p>
     <w:p>
@@ -1856,23 +1986,7 @@
           <w:sz w:val="28"/>
           <w:szCs w:val="48"/>
         </w:rPr>
-        <w:t xml:space="preserve">At this point, you’ve gone over analyzing input and controlling the PWM </w:t>
-      </w:r>
-      <w:proofErr w:type="spellStart"/>
-      <w:r>
-        <w:rPr>
-          <w:sz w:val="28"/>
-          <w:szCs w:val="48"/>
-        </w:rPr>
-        <w:t>leds</w:t>
-      </w:r>
-      <w:proofErr w:type="spellEnd"/>
-      <w:r>
-        <w:rPr>
-          <w:sz w:val="28"/>
-          <w:szCs w:val="48"/>
-        </w:rPr>
-        <w:t>, so let’s go ahead and write one more function, pulse, before combining them.  Pulse will continuously brighten and dim the LED, so the only input from the user should be the command pulse, and then your program should be fine to run.</w:t>
+        <w:t>At this point, you’ve gone over analyzing input and controlling the PWM leds, so let’s go ahead and write one more function, pulse, before combining them.  Pulse will continuously brighten and dim the LED, so the only input from the user should be the command pulse, and then your program should be fine to run.</w:t>
       </w:r>
     </w:p>
     <w:p>
@@ -1916,23 +2030,7 @@
           <w:sz w:val="28"/>
           <w:szCs w:val="48"/>
         </w:rPr>
-        <w:t xml:space="preserve">  The expected output is put in a word doc as per usual, and DON’T FORGET THAT CTRL-C (or </w:t>
-      </w:r>
-      <w:proofErr w:type="spellStart"/>
-      <w:r>
-        <w:rPr>
-          <w:sz w:val="28"/>
-          <w:szCs w:val="48"/>
-        </w:rPr>
-        <w:t>cmd</w:t>
-      </w:r>
-      <w:proofErr w:type="spellEnd"/>
-      <w:r>
-        <w:rPr>
-          <w:sz w:val="28"/>
-          <w:szCs w:val="48"/>
-        </w:rPr>
-        <w:t>-c on macs) IS USED TO BREAK LOOPS IN PYTHON!!!!</w:t>
+        <w:t xml:space="preserve">  The expected output is put in a word doc as per usual, and DON’T FORGET THAT CTRL-C (or cmd-c on macs) IS USED TO BREAK LOOPS IN PYTHON!!!!</w:t>
       </w:r>
     </w:p>
     <w:p>
@@ -1987,25 +2085,7 @@
           <w:sz w:val="28"/>
           <w:szCs w:val="48"/>
         </w:rPr>
-        <w:t xml:space="preserve">ly change </w:t>
-      </w:r>
-      <w:proofErr w:type="spellStart"/>
-      <w:proofErr w:type="gramStart"/>
-      <w:r>
-        <w:rPr>
-          <w:sz w:val="28"/>
-          <w:szCs w:val="48"/>
-        </w:rPr>
-        <w:t>it’s</w:t>
-      </w:r>
-      <w:proofErr w:type="spellEnd"/>
-      <w:proofErr w:type="gramEnd"/>
-      <w:r>
-        <w:rPr>
-          <w:sz w:val="28"/>
-          <w:szCs w:val="48"/>
-        </w:rPr>
-        <w:t xml:space="preserve"> duty cycle, and can blink and fade and</w:t>
+        <w:t>ly change it’s duty cycle, and can blink and fade and</w:t>
       </w:r>
       <w:r>
         <w:rPr>
@@ -2060,23 +2140,7 @@
           <w:sz w:val="16"/>
           <w:szCs w:val="48"/>
         </w:rPr>
-        <w:t xml:space="preserve">and DON’T FORGET THAT CTRL-C (or </w:t>
-      </w:r>
-      <w:proofErr w:type="spellStart"/>
-      <w:r>
-        <w:rPr>
-          <w:sz w:val="16"/>
-          <w:szCs w:val="48"/>
-        </w:rPr>
-        <w:t>cmd</w:t>
-      </w:r>
-      <w:proofErr w:type="spellEnd"/>
-      <w:r>
-        <w:rPr>
-          <w:sz w:val="16"/>
-          <w:szCs w:val="48"/>
-        </w:rPr>
-        <w:t>-c on macs) IS USED TO BREAK LOOPS IN PYTHON!!!!</w:t>
+        <w:t>and DON’T FORGET THAT CTRL-C (or cmd-c on macs) IS USED TO BREAK LOOPS IN PYTHON!!!!</w:t>
       </w:r>
       <w:r>
         <w:rPr>
@@ -2153,46 +2217,14 @@
           <w:sz w:val="28"/>
           <w:szCs w:val="48"/>
         </w:rPr>
-        <w:t xml:space="preserve">We’re </w:t>
-      </w:r>
-      <w:proofErr w:type="spellStart"/>
-      <w:r>
-        <w:rPr>
-          <w:sz w:val="28"/>
-          <w:szCs w:val="48"/>
-        </w:rPr>
-        <w:t>gonna</w:t>
-      </w:r>
-      <w:proofErr w:type="spellEnd"/>
-      <w:r>
-        <w:rPr>
-          <w:sz w:val="28"/>
-          <w:szCs w:val="48"/>
-        </w:rPr>
-        <w:t xml:space="preserve"> take a step back now on this next assignment.</w:t>
-      </w:r>
-      <w:r>
-        <w:rPr>
-          <w:sz w:val="28"/>
-          <w:szCs w:val="48"/>
-        </w:rPr>
-        <w:t xml:space="preserve">  We’re moving on from controlling a single led, to controlling three of them!  In lab, we’ll actually be using Tricolor LEDs, which contain three separate </w:t>
-      </w:r>
-      <w:proofErr w:type="spellStart"/>
-      <w:r>
-        <w:rPr>
-          <w:sz w:val="28"/>
-          <w:szCs w:val="48"/>
-        </w:rPr>
-        <w:t>leds</w:t>
-      </w:r>
-      <w:proofErr w:type="spellEnd"/>
-      <w:r>
-        <w:rPr>
-          <w:sz w:val="28"/>
-          <w:szCs w:val="48"/>
-        </w:rPr>
-        <w:t xml:space="preserve"> in a single unit/package.</w:t>
+        <w:t>We’re gonna take a step back now on this next assignment.</w:t>
+      </w:r>
+      <w:r>
+        <w:rPr>
+          <w:sz w:val="28"/>
+          <w:szCs w:val="48"/>
+        </w:rPr>
+        <w:t xml:space="preserve">  We’re moving on from controlling a single led, to controlling three of them!  In lab, we’ll actually be using Tricolor LEDs, which contain three separate leds in a single unit/package.</w:t>
       </w:r>
     </w:p>
     <w:p>
@@ -2272,54 +2304,22 @@
           <w:sz w:val="28"/>
           <w:szCs w:val="48"/>
         </w:rPr>
-        <w:t xml:space="preserve">doesn’t do a great job of describing the situation, so we’re using </w:t>
-      </w:r>
-      <w:proofErr w:type="spellStart"/>
-      <w:r>
-        <w:rPr>
-          <w:sz w:val="28"/>
-          <w:szCs w:val="48"/>
-        </w:rPr>
-        <w:t>virtualTri</w:t>
-      </w:r>
-      <w:proofErr w:type="spellEnd"/>
-      <w:r>
-        <w:rPr>
-          <w:sz w:val="28"/>
-          <w:szCs w:val="48"/>
-        </w:rPr>
-        <w:t xml:space="preserve"> instead.  You’ll see in the skeleton code how this works.</w:t>
-      </w:r>
-    </w:p>
-    <w:p>
-      <w:pPr>
-        <w:rPr>
-          <w:sz w:val="28"/>
-          <w:szCs w:val="48"/>
-        </w:rPr>
-      </w:pPr>
-      <w:r>
-        <w:rPr>
-          <w:sz w:val="28"/>
-          <w:szCs w:val="48"/>
-        </w:rPr>
-        <w:t xml:space="preserve">NOTE:  virtual Tri acts as if the red leg is plugged into pin 3, the green leg is plugged into pin 5, and the blue leg is plugged into pin 7.  If you change these in your </w:t>
-      </w:r>
-      <w:proofErr w:type="gramStart"/>
-      <w:r>
-        <w:rPr>
-          <w:sz w:val="28"/>
-          <w:szCs w:val="48"/>
-        </w:rPr>
-        <w:t>code</w:t>
-      </w:r>
-      <w:proofErr w:type="gramEnd"/>
-      <w:r>
-        <w:rPr>
-          <w:sz w:val="28"/>
-          <w:szCs w:val="48"/>
-        </w:rPr>
-        <w:t xml:space="preserve"> then interesting things may occur</w:t>
+        <w:t>doesn’t do a great job of describing the situation, so we’re using virtualTri instead.  You’ll see in the skeleton code how this works.</w:t>
+      </w:r>
+    </w:p>
+    <w:p>
+      <w:pPr>
+        <w:rPr>
+          <w:sz w:val="28"/>
+          <w:szCs w:val="48"/>
+        </w:rPr>
+      </w:pPr>
+      <w:r>
+        <w:rPr>
+          <w:sz w:val="28"/>
+          <w:szCs w:val="48"/>
+        </w:rPr>
+        <w:t>NOTE:  virtual Tri acts as if the red leg is plugged into pin 3, the green leg is plugged into pin 5, and the blue leg is plugged into pin 7.  If you change these in your code then interesting things may occur</w:t>
       </w:r>
       <w:r>
         <w:rPr>
@@ -2486,7 +2486,7 @@
                     </pic:cNvPicPr>
                   </pic:nvPicPr>
                   <pic:blipFill>
-                    <a:blip r:embed="rId4">
+                    <a:blip r:embed="rId6">
                       <a:extLst>
                         <a:ext uri="{28A0092B-C50C-407E-A947-70E740481C1C}">
                           <a14:useLocalDpi xmlns:a14="http://schemas.microsoft.com/office/drawing/2010/main" val="0"/>
@@ -2634,23 +2634,7 @@
           <w:sz w:val="28"/>
           <w:szCs w:val="48"/>
         </w:rPr>
-        <w:t xml:space="preserve">For </w:t>
-      </w:r>
-      <w:proofErr w:type="gramStart"/>
-      <w:r>
-        <w:rPr>
-          <w:sz w:val="28"/>
-          <w:szCs w:val="48"/>
-        </w:rPr>
-        <w:t>example</w:t>
-      </w:r>
-      <w:proofErr w:type="gramEnd"/>
-      <w:r>
-        <w:rPr>
-          <w:sz w:val="28"/>
-          <w:szCs w:val="48"/>
-        </w:rPr>
-        <w:t xml:space="preserve"> see this graph that I stole- I mean- properly sourced- from Wikipedia! </w:t>
+        <w:t xml:space="preserve">For example see this graph that I stole- I mean- properly sourced- from Wikipedia! </w:t>
       </w:r>
     </w:p>
     <w:p>
@@ -2784,7 +2768,7 @@
                     </pic:cNvPicPr>
                   </pic:nvPicPr>
                   <pic:blipFill>
-                    <a:blip r:embed="rId5">
+                    <a:blip r:embed="rId7">
                       <a:extLst>
                         <a:ext uri="{28A0092B-C50C-407E-A947-70E740481C1C}">
                           <a14:useLocalDpi xmlns:a14="http://schemas.microsoft.com/office/drawing/2010/main" val="0"/>
@@ -2981,23 +2965,7 @@
           <w:sz w:val="28"/>
           <w:szCs w:val="48"/>
         </w:rPr>
-        <w:t xml:space="preserve"> how would you want to input code?  Personally, I would want to be prompted for hex codes, or asked for each color value individually.  Entering a </w:t>
-      </w:r>
-      <w:proofErr w:type="gramStart"/>
-      <w:r>
-        <w:rPr>
-          <w:sz w:val="28"/>
-          <w:szCs w:val="48"/>
-        </w:rPr>
-        <w:t>nine digit</w:t>
-      </w:r>
-      <w:proofErr w:type="gramEnd"/>
-      <w:r>
-        <w:rPr>
-          <w:sz w:val="28"/>
-          <w:szCs w:val="48"/>
-        </w:rPr>
-        <w:t xml:space="preserve"> number might be unwieldy.</w:t>
+        <w:t xml:space="preserve"> how would you want to input code?  Personally, I would want to be prompted for hex codes, or asked for each color value individually.  Entering a nine digit number might be unwieldy.</w:t>
       </w:r>
     </w:p>
     <w:p>
@@ -3161,23 +3129,7 @@
           <w:sz w:val="28"/>
           <w:szCs w:val="48"/>
         </w:rPr>
-        <w:t xml:space="preserve"> assignment.  The goal of this project is to design a system that tests the reaction time of the participants.  We are investigating the reaction time of humans to an LED turning on, or their reaction time to and LED turning off.  For </w:t>
-      </w:r>
-      <w:proofErr w:type="gramStart"/>
-      <w:r>
-        <w:rPr>
-          <w:sz w:val="28"/>
-          <w:szCs w:val="48"/>
-        </w:rPr>
-        <w:t>now</w:t>
-      </w:r>
-      <w:proofErr w:type="gramEnd"/>
-      <w:r>
-        <w:rPr>
-          <w:sz w:val="28"/>
-          <w:szCs w:val="48"/>
-        </w:rPr>
-        <w:t xml:space="preserve"> we’ll simulate this by having the program print the words on and off.  Afterwards, we’ll use VBA and excel to analyze some of the data, so we’ll need a way to read it effectively into excel.  For this you’ll be generating a comma separated value(.csv) as output while running the code.  The .csv files from all students will be placed in a single folder and distributed to the class for analysis.</w:t>
+        <w:t xml:space="preserve"> assignment.  The goal of this project is to design a system that tests the reaction time of the participants.  We are investigating the reaction time of humans to an LED turning on, or their reaction time to and LED turning off.  For now we’ll simulate this by having the program print the words on and off.  Afterwards, we’ll use VBA and excel to analyze some of the data, so we’ll need a way to read it effectively into excel.  For this you’ll be generating a comma separated value(.csv) as output while running the code.  The .csv files from all students will be placed in a single folder and distributed to the class for analysis.</w:t>
       </w:r>
     </w:p>
     <w:p>
@@ -3246,23 +3198,7 @@
           <w:szCs w:val="48"/>
         </w:rPr>
         <w:tab/>
-        <w:t xml:space="preserve">If we need 4 more turn-on tests but only 1 more turn-off test, then we’ll create a random number from 1 to 5 with </w:t>
-      </w:r>
-      <w:proofErr w:type="spellStart"/>
-      <w:r>
-        <w:rPr>
-          <w:sz w:val="28"/>
-          <w:szCs w:val="48"/>
-        </w:rPr>
-        <w:t>randint</w:t>
-      </w:r>
-      <w:proofErr w:type="spellEnd"/>
-      <w:r>
-        <w:rPr>
-          <w:sz w:val="28"/>
-          <w:szCs w:val="48"/>
-        </w:rPr>
-        <w:t xml:space="preserve"> (or multiply random by five).  If the number is less than 5 then it’s an off test, but if it’s 1, 2, 3, or 4 then it’s an on test.  It should work even if there’s only one type left although it might not be the most efficient code in that case.</w:t>
+        <w:t>If we need 4 more turn-on tests but only 1 more turn-off test, then we’ll create a random number from 1 to 5 with randint (or multiply random by five).  If the number is less than 5 then it’s an off test, but if it’s 1, 2, 3, or 4 then it’s an on test.  It should work even if there’s only one type left although it might not be the most efficient code in that case.</w:t>
       </w:r>
     </w:p>
     <w:p>
@@ -3300,15 +3236,7 @@
           <w:sz w:val="28"/>
           <w:szCs w:val="48"/>
         </w:rPr>
-        <w:t xml:space="preserve"> might create one called </w:t>
-      </w:r>
-      <w:proofErr w:type="spellStart"/>
-      <w:r>
-        <w:rPr>
-          <w:sz w:val="28"/>
-          <w:szCs w:val="48"/>
-        </w:rPr>
-        <w:t>outputF</w:t>
+        <w:t xml:space="preserve"> might create one called outputF</w:t>
       </w:r>
       <w:r>
         <w:rPr>
@@ -3317,7 +3245,6 @@
         </w:rPr>
         <w:t>lannelBoy</w:t>
       </w:r>
-      <w:proofErr w:type="spellEnd"/>
       <w:r>
         <w:rPr>
           <w:sz w:val="28"/>
@@ -3401,16 +3328,7 @@
           <w:szCs w:val="48"/>
         </w:rPr>
         <w:tab/>
-        <w:t xml:space="preserve">This is the final assignment.  Now that you have created a small </w:t>
-      </w:r>
-      <w:bookmarkStart w:id="0" w:name="_GoBack"/>
-      <w:bookmarkEnd w:id="0"/>
-      <w:r>
-        <w:rPr>
-          <w:sz w:val="28"/>
-          <w:szCs w:val="48"/>
-        </w:rPr>
-        <w:t xml:space="preserve">mountain of data along with the rest of your class, it is time to analyze that information.  Rather than do it by hand, which might take some time, we’re going to write a </w:t>
+        <w:t xml:space="preserve">This is the final assignment.  Now that you have created a small mountain of data along with the rest of your class, it is time to analyze that information.  Rather than do it by hand, which might take some time, we’re going to write a </w:t>
       </w:r>
       <w:r>
         <w:rPr>
@@ -3479,6 +3397,127 @@
     </w:sectPr>
   </w:body>
 </w:document>
+</file>
+
+<file path=word/numbering.xml><?xml version="1.0" encoding="utf-8"?>
+<w:numbering xmlns:wpc="http://schemas.microsoft.com/office/word/2010/wordprocessingCanvas" xmlns:cx="http://schemas.microsoft.com/office/drawing/2014/chartex" xmlns:cx1="http://schemas.microsoft.com/office/drawing/2015/9/8/chartex" xmlns:cx2="http://schemas.microsoft.com/office/drawing/2015/10/21/chartex" xmlns:mc="http://schemas.openxmlformats.org/markup-compatibility/2006" xmlns:o="urn:schemas-microsoft-com:office:office" xmlns:r="http://schemas.openxmlformats.org/officeDocument/2006/relationships" xmlns:m="http://schemas.openxmlformats.org/officeDocument/2006/math" xmlns:v="urn:schemas-microsoft-com:vml" xmlns:wp14="http://schemas.microsoft.com/office/word/2010/wordprocessingDrawing" xmlns:wp="http://schemas.openxmlformats.org/drawingml/2006/wordprocessingDrawing" xmlns:w10="urn:schemas-microsoft-com:office:word" xmlns:w="http://schemas.openxmlformats.org/wordprocessingml/2006/main" xmlns:w14="http://schemas.microsoft.com/office/word/2010/wordml" xmlns:w15="http://schemas.microsoft.com/office/word/2012/wordml" xmlns:w16se="http://schemas.microsoft.com/office/word/2015/wordml/symex" xmlns:wpg="http://schemas.microsoft.com/office/word/2010/wordprocessingGroup" xmlns:wpi="http://schemas.microsoft.com/office/word/2010/wordprocessingInk" xmlns:wne="http://schemas.microsoft.com/office/word/2006/wordml" xmlns:wps="http://schemas.microsoft.com/office/word/2010/wordprocessingShape" mc:Ignorable="w14 w15 w16se wp14">
+  <w:abstractNum w:abstractNumId="0" w15:restartNumberingAfterBreak="0">
+    <w:nsid w:val="683D4CA7"/>
+    <w:multiLevelType w:val="hybridMultilevel"/>
+    <w:tmpl w:val="B4E2B5B6"/>
+    <w:lvl w:ilvl="0" w:tplc="04090001">
+      <w:start w:val="1"/>
+      <w:numFmt w:val="bullet"/>
+      <w:lvlText w:val=""/>
+      <w:lvlJc w:val="left"/>
+      <w:pPr>
+        <w:ind w:left="360" w:hanging="360"/>
+      </w:pPr>
+      <w:rPr>
+        <w:rFonts w:ascii="Symbol" w:hAnsi="Symbol" w:hint="default"/>
+      </w:rPr>
+    </w:lvl>
+    <w:lvl w:ilvl="1" w:tplc="04090003" w:tentative="1">
+      <w:start w:val="1"/>
+      <w:numFmt w:val="bullet"/>
+      <w:lvlText w:val="o"/>
+      <w:lvlJc w:val="left"/>
+      <w:pPr>
+        <w:ind w:left="1080" w:hanging="360"/>
+      </w:pPr>
+      <w:rPr>
+        <w:rFonts w:ascii="Courier New" w:hAnsi="Courier New" w:cs="Courier New" w:hint="default"/>
+      </w:rPr>
+    </w:lvl>
+    <w:lvl w:ilvl="2" w:tplc="04090005" w:tentative="1">
+      <w:start w:val="1"/>
+      <w:numFmt w:val="bullet"/>
+      <w:lvlText w:val=""/>
+      <w:lvlJc w:val="left"/>
+      <w:pPr>
+        <w:ind w:left="1800" w:hanging="360"/>
+      </w:pPr>
+      <w:rPr>
+        <w:rFonts w:ascii="Wingdings" w:hAnsi="Wingdings" w:hint="default"/>
+      </w:rPr>
+    </w:lvl>
+    <w:lvl w:ilvl="3" w:tplc="04090001" w:tentative="1">
+      <w:start w:val="1"/>
+      <w:numFmt w:val="bullet"/>
+      <w:lvlText w:val=""/>
+      <w:lvlJc w:val="left"/>
+      <w:pPr>
+        <w:ind w:left="2520" w:hanging="360"/>
+      </w:pPr>
+      <w:rPr>
+        <w:rFonts w:ascii="Symbol" w:hAnsi="Symbol" w:hint="default"/>
+      </w:rPr>
+    </w:lvl>
+    <w:lvl w:ilvl="4" w:tplc="04090003" w:tentative="1">
+      <w:start w:val="1"/>
+      <w:numFmt w:val="bullet"/>
+      <w:lvlText w:val="o"/>
+      <w:lvlJc w:val="left"/>
+      <w:pPr>
+        <w:ind w:left="3240" w:hanging="360"/>
+      </w:pPr>
+      <w:rPr>
+        <w:rFonts w:ascii="Courier New" w:hAnsi="Courier New" w:cs="Courier New" w:hint="default"/>
+      </w:rPr>
+    </w:lvl>
+    <w:lvl w:ilvl="5" w:tplc="04090005" w:tentative="1">
+      <w:start w:val="1"/>
+      <w:numFmt w:val="bullet"/>
+      <w:lvlText w:val=""/>
+      <w:lvlJc w:val="left"/>
+      <w:pPr>
+        <w:ind w:left="3960" w:hanging="360"/>
+      </w:pPr>
+      <w:rPr>
+        <w:rFonts w:ascii="Wingdings" w:hAnsi="Wingdings" w:hint="default"/>
+      </w:rPr>
+    </w:lvl>
+    <w:lvl w:ilvl="6" w:tplc="04090001" w:tentative="1">
+      <w:start w:val="1"/>
+      <w:numFmt w:val="bullet"/>
+      <w:lvlText w:val=""/>
+      <w:lvlJc w:val="left"/>
+      <w:pPr>
+        <w:ind w:left="4680" w:hanging="360"/>
+      </w:pPr>
+      <w:rPr>
+        <w:rFonts w:ascii="Symbol" w:hAnsi="Symbol" w:hint="default"/>
+      </w:rPr>
+    </w:lvl>
+    <w:lvl w:ilvl="7" w:tplc="04090003" w:tentative="1">
+      <w:start w:val="1"/>
+      <w:numFmt w:val="bullet"/>
+      <w:lvlText w:val="o"/>
+      <w:lvlJc w:val="left"/>
+      <w:pPr>
+        <w:ind w:left="5400" w:hanging="360"/>
+      </w:pPr>
+      <w:rPr>
+        <w:rFonts w:ascii="Courier New" w:hAnsi="Courier New" w:cs="Courier New" w:hint="default"/>
+      </w:rPr>
+    </w:lvl>
+    <w:lvl w:ilvl="8" w:tplc="04090005" w:tentative="1">
+      <w:start w:val="1"/>
+      <w:numFmt w:val="bullet"/>
+      <w:lvlText w:val=""/>
+      <w:lvlJc w:val="left"/>
+      <w:pPr>
+        <w:ind w:left="6120" w:hanging="360"/>
+      </w:pPr>
+      <w:rPr>
+        <w:rFonts w:ascii="Wingdings" w:hAnsi="Wingdings" w:hint="default"/>
+      </w:rPr>
+    </w:lvl>
+  </w:abstractNum>
+  <w:num w:numId="1">
+    <w:abstractNumId w:val="0"/>
+  </w:num>
+</w:numbering>
 </file>
 
 <file path=word/styles.xml><?xml version="1.0" encoding="utf-8"?>
@@ -3923,6 +3962,17 @@
       <w:szCs w:val="18"/>
     </w:rPr>
   </w:style>
+  <w:style w:type="paragraph" w:styleId="ListParagraph">
+    <w:name w:val="List Paragraph"/>
+    <w:basedOn w:val="Normal"/>
+    <w:uiPriority w:val="34"/>
+    <w:qFormat/>
+    <w:rsid w:val="00314A23"/>
+    <w:pPr>
+      <w:ind w:left="720"/>
+      <w:contextualSpacing/>
+    </w:pPr>
+  </w:style>
 </w:styles>
 </file>
 
@@ -4219,4 +4269,16 @@
     </a:ext>
   </a:extLst>
 </a:theme>
+</file>
+
+<file path=customXml/item1.xml><?xml version="1.0" encoding="utf-8"?>
+<b:Sources xmlns:b="http://schemas.openxmlformats.org/officeDocument/2006/bibliography" xmlns="http://schemas.openxmlformats.org/officeDocument/2006/bibliography" SelectedStyle="\APASixthEditionOfficeOnline.xsl" StyleName="APA" Version="6"/>
+</file>
+
+<file path=customXml/itemProps1.xml><?xml version="1.0" encoding="utf-8"?>
+<ds:datastoreItem xmlns:ds="http://schemas.openxmlformats.org/officeDocument/2006/customXml" ds:itemID="{ACE27A99-1F2D-412F-B792-03C4BD69E457}">
+  <ds:schemaRefs>
+    <ds:schemaRef ds:uri="http://schemas.openxmlformats.org/officeDocument/2006/bibliography"/>
+  </ds:schemaRefs>
+</ds:datastoreItem>
 </file>
--- a/Python/Python_Assignments.docx
+++ b/Python/Python_Assignments.docx
@@ -1866,10 +1866,15 @@
           <w:sz w:val="28"/>
           <w:szCs w:val="48"/>
         </w:rPr>
-        <w:t xml:space="preserve">Code to remember: </w:t>
-      </w:r>
-      <w:bookmarkStart w:id="0" w:name="_GoBack"/>
-      <w:bookmarkEnd w:id="0"/>
+        <w:t xml:space="preserve">Things to </w:t>
+      </w:r>
+      <w:r>
+        <w:rPr>
+          <w:sz w:val="28"/>
+          <w:szCs w:val="48"/>
+        </w:rPr>
+        <w:t xml:space="preserve">remember: </w:t>
+      </w:r>
     </w:p>
     <w:p>
       <w:pPr>
@@ -1893,20 +1898,48 @@
     </w:p>
     <w:p>
       <w:pPr>
+        <w:pStyle w:val="ListParagraph"/>
+        <w:numPr>
+          <w:ilvl w:val="0"/>
+          <w:numId w:val="1"/>
+        </w:numPr>
+        <w:rPr>
+          <w:sz w:val="28"/>
+          <w:szCs w:val="48"/>
+        </w:rPr>
+      </w:pPr>
+      <w:r>
+        <w:rPr>
+          <w:sz w:val="28"/>
+          <w:szCs w:val="48"/>
+        </w:rPr>
+        <w:t>look up the range function if you’re not sure what it does (pay attention to the step variable)</w:t>
+      </w:r>
+    </w:p>
+    <w:p>
+      <w:pPr>
         <w:rPr>
           <w:b/>
           <w:sz w:val="40"/>
           <w:szCs w:val="48"/>
         </w:rPr>
       </w:pPr>
-    </w:p>
-    <w:p>
-      <w:pPr>
+      <w:r>
         <w:rPr>
           <w:b/>
           <w:sz w:val="40"/>
           <w:szCs w:val="48"/>
         </w:rPr>
+        <w:br w:type="page"/>
+      </w:r>
+    </w:p>
+    <w:p>
+      <w:pPr>
+        <w:jc w:val="center"/>
+        <w:rPr>
+          <w:sz w:val="28"/>
+          <w:szCs w:val="48"/>
+        </w:rPr>
       </w:pPr>
       <w:r>
         <w:rPr>
@@ -1914,25 +1947,16 @@
           <w:sz w:val="40"/>
           <w:szCs w:val="48"/>
         </w:rPr>
-        <w:br w:type="page"/>
-      </w:r>
-    </w:p>
-    <w:p>
-      <w:pPr>
-        <w:jc w:val="center"/>
-        <w:rPr>
-          <w:sz w:val="28"/>
-          <w:szCs w:val="48"/>
-        </w:rPr>
-      </w:pPr>
+        <w:lastRenderedPageBreak/>
+        <w:t>Assignment</w:t>
+      </w:r>
       <w:r>
         <w:rPr>
           <w:b/>
           <w:sz w:val="40"/>
           <w:szCs w:val="48"/>
         </w:rPr>
-        <w:lastRenderedPageBreak/>
-        <w:t>Assignment</w:t>
+        <w:t xml:space="preserve"> 0</w:t>
       </w:r>
       <w:r>
         <w:rPr>
@@ -1940,7 +1964,7 @@
           <w:sz w:val="40"/>
           <w:szCs w:val="48"/>
         </w:rPr>
-        <w:t xml:space="preserve"> 0</w:t>
+        <w:t>3</w:t>
       </w:r>
       <w:r>
         <w:rPr>
@@ -1948,7 +1972,7 @@
           <w:sz w:val="40"/>
           <w:szCs w:val="48"/>
         </w:rPr>
-        <w:t>3</w:t>
+        <w:t>p</w:t>
       </w:r>
       <w:r>
         <w:rPr>
@@ -1956,7 +1980,89 @@
           <w:sz w:val="40"/>
           <w:szCs w:val="48"/>
         </w:rPr>
-        <w:t>p</w:t>
+        <w:t>ulse</w:t>
+      </w:r>
+    </w:p>
+    <w:p>
+      <w:pPr>
+        <w:rPr>
+          <w:sz w:val="28"/>
+          <w:szCs w:val="48"/>
+        </w:rPr>
+      </w:pPr>
+      <w:r>
+        <w:rPr>
+          <w:sz w:val="28"/>
+          <w:szCs w:val="48"/>
+        </w:rPr>
+        <w:tab/>
+      </w:r>
+      <w:r>
+        <w:rPr>
+          <w:sz w:val="28"/>
+          <w:szCs w:val="48"/>
+        </w:rPr>
+        <w:t>At this point, you’ve gone over analyzing input and controlling the PWM leds, so let’s go ahead and write one more function, pulse, before combining them.  Pulse will continuously brighten and dim the LED, so the only input from the user should be the command pulse, and then your program should be fine to run.</w:t>
+      </w:r>
+    </w:p>
+    <w:p>
+      <w:pPr>
+        <w:ind w:firstLine="720"/>
+        <w:rPr>
+          <w:sz w:val="28"/>
+          <w:szCs w:val="48"/>
+        </w:rPr>
+      </w:pPr>
+      <w:r>
+        <w:rPr>
+          <w:sz w:val="28"/>
+          <w:szCs w:val="48"/>
+        </w:rPr>
+        <w:t>You should know everything that you need to for this assignment from the previous, assignments, so feel free to reference them as you make this one.  The skeleton for this code (very skimpy this tim</w:t>
+      </w:r>
+      <w:r>
+        <w:rPr>
+          <w:sz w:val="28"/>
+          <w:szCs w:val="48"/>
+        </w:rPr>
+        <w:t>e) is 03p</w:t>
+      </w:r>
+      <w:r>
+        <w:rPr>
+          <w:sz w:val="28"/>
+          <w:szCs w:val="48"/>
+        </w:rPr>
+        <w:t xml:space="preserve">ulse.py.  Like the last assignment it relies on the code in the </w:t>
+      </w:r>
+      <w:r>
+        <w:rPr>
+          <w:sz w:val="28"/>
+          <w:szCs w:val="48"/>
+        </w:rPr>
+        <w:t>python file virtual to imitate a PWM, so you’ll need the virtual.py in the same folder when it is run.</w:t>
+      </w:r>
+      <w:r>
+        <w:rPr>
+          <w:sz w:val="28"/>
+          <w:szCs w:val="48"/>
+        </w:rPr>
+        <w:t xml:space="preserve">  The expected output is put in a word doc as per usual, and DON’T FORGET THAT CTRL-C (or cmd-c on macs) IS USED TO BREAK LOOPS IN PYTHON!!!!</w:t>
+      </w:r>
+    </w:p>
+    <w:p>
+      <w:pPr>
+        <w:jc w:val="center"/>
+        <w:rPr>
+          <w:sz w:val="28"/>
+          <w:szCs w:val="48"/>
+        </w:rPr>
+      </w:pPr>
+      <w:r>
+        <w:rPr>
+          <w:sz w:val="28"/>
+          <w:szCs w:val="48"/>
+        </w:rPr>
+        <w:br w:type="page"/>
       </w:r>
       <w:r>
         <w:rPr>
@@ -1964,96 +2070,6 @@
           <w:sz w:val="40"/>
           <w:szCs w:val="48"/>
         </w:rPr>
-        <w:t>ulse</w:t>
-      </w:r>
-    </w:p>
-    <w:p>
-      <w:pPr>
-        <w:rPr>
-          <w:sz w:val="28"/>
-          <w:szCs w:val="48"/>
-        </w:rPr>
-      </w:pPr>
-      <w:r>
-        <w:rPr>
-          <w:sz w:val="28"/>
-          <w:szCs w:val="48"/>
-        </w:rPr>
-        <w:tab/>
-      </w:r>
-      <w:r>
-        <w:rPr>
-          <w:sz w:val="28"/>
-          <w:szCs w:val="48"/>
-        </w:rPr>
-        <w:t>At this point, you’ve gone over analyzing input and controlling the PWM leds, so let’s go ahead and write one more function, pulse, before combining them.  Pulse will continuously brighten and dim the LED, so the only input from the user should be the command pulse, and then your program should be fine to run.</w:t>
-      </w:r>
-    </w:p>
-    <w:p>
-      <w:pPr>
-        <w:ind w:firstLine="720"/>
-        <w:rPr>
-          <w:sz w:val="28"/>
-          <w:szCs w:val="48"/>
-        </w:rPr>
-      </w:pPr>
-      <w:r>
-        <w:rPr>
-          <w:sz w:val="28"/>
-          <w:szCs w:val="48"/>
-        </w:rPr>
-        <w:t>You should know everything that you need to for this assignment from the previous, assignments, so feel free to reference them as you make this one.  The skeleton for this code (very skimpy this tim</w:t>
-      </w:r>
-      <w:r>
-        <w:rPr>
-          <w:sz w:val="28"/>
-          <w:szCs w:val="48"/>
-        </w:rPr>
-        <w:t>e) is 03p</w:t>
-      </w:r>
-      <w:r>
-        <w:rPr>
-          <w:sz w:val="28"/>
-          <w:szCs w:val="48"/>
-        </w:rPr>
-        <w:t xml:space="preserve">ulse.py.  Like the last assignment it relies on the code in the </w:t>
-      </w:r>
-      <w:r>
-        <w:rPr>
-          <w:sz w:val="28"/>
-          <w:szCs w:val="48"/>
-        </w:rPr>
-        <w:t>python file virtual to imitate a PWM, so you’ll need the virtual.py in the same folder when it is run.</w:t>
-      </w:r>
-      <w:r>
-        <w:rPr>
-          <w:sz w:val="28"/>
-          <w:szCs w:val="48"/>
-        </w:rPr>
-        <w:t xml:space="preserve">  The expected output is put in a word doc as per usual, and DON’T FORGET THAT CTRL-C (or cmd-c on macs) IS USED TO BREAK LOOPS IN PYTHON!!!!</w:t>
-      </w:r>
-    </w:p>
-    <w:p>
-      <w:pPr>
-        <w:jc w:val="center"/>
-        <w:rPr>
-          <w:sz w:val="28"/>
-          <w:szCs w:val="48"/>
-        </w:rPr>
-      </w:pPr>
-      <w:r>
-        <w:rPr>
-          <w:sz w:val="28"/>
-          <w:szCs w:val="48"/>
-        </w:rPr>
-        <w:br w:type="page"/>
-      </w:r>
-      <w:r>
-        <w:rPr>
-          <w:b/>
-          <w:sz w:val="40"/>
-          <w:szCs w:val="48"/>
-        </w:rPr>
         <w:lastRenderedPageBreak/>
         <w:t>Assignment 04LED</w:t>
       </w:r>
@@ -2085,7 +2101,14 @@
           <w:sz w:val="28"/>
           <w:szCs w:val="48"/>
         </w:rPr>
-        <w:t>ly change it’s duty cycle, and can blink and fade and</w:t>
+        <w:t>ly change it</w:t>
+      </w:r>
+      <w:r>
+        <w:rPr>
+          <w:sz w:val="28"/>
+          <w:szCs w:val="48"/>
+        </w:rPr>
+        <w:t>s duty cycle, and can blink and fade and</w:t>
       </w:r>
       <w:r>
         <w:rPr>
@@ -2108,7 +2131,28 @@
           <w:sz w:val="28"/>
           <w:szCs w:val="48"/>
         </w:rPr>
-        <w:t>So I’ve included the example already written into the assignment, and you guys should be able to write the rest on your own because you’re all pretty dang smart (sorry but we have high expectations once you make it to college).  Still if you have any questions, feel free to ask Dr. Jasper or myself for help!</w:t>
+        <w:t xml:space="preserve">So I’ve included blink </w:t>
+      </w:r>
+      <w:r>
+        <w:rPr>
+          <w:sz w:val="28"/>
+          <w:szCs w:val="48"/>
+        </w:rPr>
+        <w:t>already written into the assignment</w:t>
+      </w:r>
+      <w:r>
+        <w:rPr>
+          <w:sz w:val="28"/>
+          <w:szCs w:val="48"/>
+        </w:rPr>
+        <w:t xml:space="preserve"> (completely finished!)</w:t>
+      </w:r>
+      <w:r>
+        <w:rPr>
+          <w:sz w:val="28"/>
+          <w:szCs w:val="48"/>
+        </w:rPr>
+        <w:t>, and you guys should be able to write the rest on your own because you’re all pretty dang smart (sorry but we have high expectations once you make it to college).  Still if you have any questions, feel free to ask Dr. Jasper or myself for help!</w:t>
       </w:r>
     </w:p>
     <w:p>
@@ -2141,6 +2185,31 @@
           <w:szCs w:val="48"/>
         </w:rPr>
         <w:t>and DON’T FORGET THAT CTRL-C (or cmd-c on macs) IS USED TO BREAK LOOPS IN PYTHON!!!!</w:t>
+      </w:r>
+    </w:p>
+    <w:p>
+      <w:pPr>
+        <w:ind w:firstLine="720"/>
+        <w:rPr>
+          <w:sz w:val="16"/>
+          <w:szCs w:val="48"/>
+        </w:rPr>
+      </w:pPr>
+      <w:r>
+        <w:rPr>
+          <w:sz w:val="28"/>
+          <w:szCs w:val="48"/>
+        </w:rPr>
+        <w:t>Tldr:  Blink is already written, take all your previous programs, write them into the program LED</w:t>
+      </w:r>
+      <w:bookmarkStart w:id="0" w:name="_GoBack"/>
+      <w:bookmarkEnd w:id="0"/>
+      <w:r>
+        <w:rPr>
+          <w:sz w:val="28"/>
+          <w:szCs w:val="48"/>
+        </w:rPr>
+        <w:t xml:space="preserve"> as functions, and get your program to run all of them at once.</w:t>
       </w:r>
       <w:r>
         <w:rPr>
@@ -4276,7 +4345,7 @@
 </file>
 
 <file path=customXml/itemProps1.xml><?xml version="1.0" encoding="utf-8"?>
-<ds:datastoreItem xmlns:ds="http://schemas.openxmlformats.org/officeDocument/2006/customXml" ds:itemID="{ACE27A99-1F2D-412F-B792-03C4BD69E457}">
+<ds:datastoreItem xmlns:ds="http://schemas.openxmlformats.org/officeDocument/2006/customXml" ds:itemID="{C75569E8-8A54-4704-8F9F-E5EDB076F93D}">
   <ds:schemaRefs>
     <ds:schemaRef ds:uri="http://schemas.openxmlformats.org/officeDocument/2006/bibliography"/>
   </ds:schemaRefs>
